--- a/Graph Datat Structure.docx
+++ b/Graph Datat Structure.docx
@@ -206,7 +206,7 @@
         </w:rPr>
         <w:lastRenderedPageBreak/>
         <w:drawing>
-          <wp:inline distT="0" distB="0" distL="0" distR="0" wp14:anchorId="75ADDD9F" wp14:editId="409F9E24">
+          <wp:inline distT="0" distB="0" distL="0" distR="0" wp14:anchorId="75ADDD9F" wp14:editId="01C0252B">
             <wp:extent cx="5731510" cy="2338070"/>
             <wp:effectExtent l="0" t="0" r="2540" b="5080"/>
             <wp:docPr id="1391252285" name="Picture 60"/>
@@ -596,6 +596,10 @@
       <w:r>
         <w:t>Directed graph</w:t>
       </w:r>
+      <w:r>
+        <w:tab/>
+        <w:t xml:space="preserve">uni directional </w:t>
+      </w:r>
     </w:p>
     <w:p>
       <w:pPr>
@@ -607,6 +611,9 @@
       <w:r>
         <w:t>Undirected graph</w:t>
       </w:r>
+      <w:r>
+        <w:t xml:space="preserve"> </w:t>
+      </w:r>
     </w:p>
     <w:p>
       <w:pPr>
@@ -618,6 +625,10 @@
       <w:r>
         <w:t>Weighted graph</w:t>
       </w:r>
+      <w:r>
+        <w:tab/>
+        <w:t xml:space="preserve">distance or price </w:t>
+      </w:r>
     </w:p>
     <w:p>
       <w:pPr>
@@ -627,7 +638,747 @@
         </w:numPr>
       </w:pPr>
       <w:r>
+        <w:rPr>
+          <w:noProof/>
+        </w:rPr>
+        <mc:AlternateContent>
+          <mc:Choice Requires="wps">
+            <w:drawing>
+              <wp:anchor distT="0" distB="0" distL="114300" distR="114300" simplePos="0" relativeHeight="251659264" behindDoc="0" locked="0" layoutInCell="1" allowOverlap="1" wp14:anchorId="0E752156" wp14:editId="5417E276">
+                <wp:simplePos x="0" y="0"/>
+                <wp:positionH relativeFrom="column">
+                  <wp:posOffset>1733660</wp:posOffset>
+                </wp:positionH>
+                <wp:positionV relativeFrom="paragraph">
+                  <wp:posOffset>254382</wp:posOffset>
+                </wp:positionV>
+                <wp:extent cx="893258" cy="486270"/>
+                <wp:effectExtent l="0" t="0" r="21590" b="28575"/>
+                <wp:wrapNone/>
+                <wp:docPr id="1146591002" name="Oval 1"/>
+                <wp:cNvGraphicFramePr/>
+                <a:graphic xmlns:a="http://schemas.openxmlformats.org/drawingml/2006/main">
+                  <a:graphicData uri="http://schemas.microsoft.com/office/word/2010/wordprocessingShape">
+                    <wps:wsp>
+                      <wps:cNvSpPr/>
+                      <wps:spPr>
+                        <a:xfrm>
+                          <a:off x="0" y="0"/>
+                          <a:ext cx="893258" cy="486270"/>
+                        </a:xfrm>
+                        <a:prstGeom prst="ellipse">
+                          <a:avLst/>
+                        </a:prstGeom>
+                      </wps:spPr>
+                      <wps:style>
+                        <a:lnRef idx="2">
+                          <a:schemeClr val="accent6"/>
+                        </a:lnRef>
+                        <a:fillRef idx="1">
+                          <a:schemeClr val="lt1"/>
+                        </a:fillRef>
+                        <a:effectRef idx="0">
+                          <a:schemeClr val="accent6"/>
+                        </a:effectRef>
+                        <a:fontRef idx="minor">
+                          <a:schemeClr val="dk1"/>
+                        </a:fontRef>
+                      </wps:style>
+                      <wps:txbx>
+                        <w:txbxContent>
+                          <w:p>
+                            <w:pPr>
+                              <w:jc w:val="center"/>
+                              <w:rPr>
+                                <w:lang w:val="en-US"/>
+                              </w:rPr>
+                            </w:pPr>
+                            <w:r>
+                              <w:rPr>
+                                <w:lang w:val="en-US"/>
+                              </w:rPr>
+                              <w:t>A</w:t>
+                            </w:r>
+                          </w:p>
+                        </w:txbxContent>
+                      </wps:txbx>
+                      <wps:bodyPr rot="0" spcFirstLastPara="0" vertOverflow="overflow" horzOverflow="overflow" vert="horz" wrap="square" lIns="91440" tIns="45720" rIns="91440" bIns="45720" numCol="1" spcCol="0" rtlCol="0" fromWordArt="0" anchor="ctr" anchorCtr="0" forceAA="0" compatLnSpc="1">
+                        <a:prstTxWarp prst="textNoShape">
+                          <a:avLst/>
+                        </a:prstTxWarp>
+                        <a:noAutofit/>
+                      </wps:bodyPr>
+                    </wps:wsp>
+                  </a:graphicData>
+                </a:graphic>
+                <wp14:sizeRelH relativeFrom="margin">
+                  <wp14:pctWidth>0</wp14:pctWidth>
+                </wp14:sizeRelH>
+                <wp14:sizeRelV relativeFrom="margin">
+                  <wp14:pctHeight>0</wp14:pctHeight>
+                </wp14:sizeRelV>
+              </wp:anchor>
+            </w:drawing>
+          </mc:Choice>
+          <mc:Fallback>
+            <w:pict>
+              <v:oval w14:anchorId="0E752156" id="Oval 1" o:spid="_x0000_s1026" style="position:absolute;left:0;text-align:left;margin-left:136.5pt;margin-top:20.05pt;width:70.35pt;height:38.3pt;z-index:251659264;visibility:visible;mso-wrap-style:square;mso-width-percent:0;mso-height-percent:0;mso-wrap-distance-left:9pt;mso-wrap-distance-top:0;mso-wrap-distance-right:9pt;mso-wrap-distance-bottom:0;mso-position-horizontal:absolute;mso-position-horizontal-relative:text;mso-position-vertical:absolute;mso-position-vertical-relative:text;mso-width-percent:0;mso-height-percent:0;mso-width-relative:margin;mso-height-relative:margin;v-text-anchor:middle" o:gfxdata="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" fillcolor="white [3201]" strokecolor="#4ea72e [3209]" strokeweight="1.5pt">
+                <v:stroke joinstyle="miter"/>
+                <v:textbox>
+                  <w:txbxContent>
+                    <w:p>
+                      <w:pPr>
+                        <w:jc w:val="center"/>
+                        <w:rPr>
+                          <w:lang w:val="en-US"/>
+                        </w:rPr>
+                      </w:pPr>
+                      <w:r>
+                        <w:rPr>
+                          <w:lang w:val="en-US"/>
+                        </w:rPr>
+                        <w:t>A</w:t>
+                      </w:r>
+                    </w:p>
+                  </w:txbxContent>
+                </v:textbox>
+              </v:oval>
+            </w:pict>
+          </mc:Fallback>
+        </mc:AlternateContent>
+      </w:r>
+      <w:r>
+        <w:rPr>
+          <w:noProof/>
+        </w:rPr>
+        <mc:AlternateContent>
+          <mc:Choice Requires="wps">
+            <w:drawing>
+              <wp:anchor distT="0" distB="0" distL="114300" distR="114300" simplePos="0" relativeHeight="251663360" behindDoc="0" locked="0" layoutInCell="1" allowOverlap="1" wp14:anchorId="7F403F92" wp14:editId="2461B9CE">
+                <wp:simplePos x="0" y="0"/>
+                <wp:positionH relativeFrom="column">
+                  <wp:posOffset>3767294</wp:posOffset>
+                </wp:positionH>
+                <wp:positionV relativeFrom="paragraph">
+                  <wp:posOffset>289946</wp:posOffset>
+                </wp:positionV>
+                <wp:extent cx="565554" cy="364703"/>
+                <wp:effectExtent l="0" t="0" r="25400" b="16510"/>
+                <wp:wrapNone/>
+                <wp:docPr id="1831387581" name="Oval 1"/>
+                <wp:cNvGraphicFramePr/>
+                <a:graphic xmlns:a="http://schemas.openxmlformats.org/drawingml/2006/main">
+                  <a:graphicData uri="http://schemas.microsoft.com/office/word/2010/wordprocessingShape">
+                    <wps:wsp>
+                      <wps:cNvSpPr/>
+                      <wps:spPr>
+                        <a:xfrm>
+                          <a:off x="0" y="0"/>
+                          <a:ext cx="565554" cy="364703"/>
+                        </a:xfrm>
+                        <a:prstGeom prst="ellipse">
+                          <a:avLst/>
+                        </a:prstGeom>
+                      </wps:spPr>
+                      <wps:style>
+                        <a:lnRef idx="2">
+                          <a:schemeClr val="accent6"/>
+                        </a:lnRef>
+                        <a:fillRef idx="1">
+                          <a:schemeClr val="lt1"/>
+                        </a:fillRef>
+                        <a:effectRef idx="0">
+                          <a:schemeClr val="accent6"/>
+                        </a:effectRef>
+                        <a:fontRef idx="minor">
+                          <a:schemeClr val="dk1"/>
+                        </a:fontRef>
+                      </wps:style>
+                      <wps:txbx>
+                        <w:txbxContent>
+                          <w:p>
+                            <w:pPr>
+                              <w:jc w:val="center"/>
+                              <w:rPr>
+                                <w:lang w:val="en-US"/>
+                              </w:rPr>
+                            </w:pPr>
+                            <w:r>
+                              <w:rPr>
+                                <w:lang w:val="en-US"/>
+                              </w:rPr>
+                              <w:t>D</w:t>
+                            </w:r>
+                          </w:p>
+                        </w:txbxContent>
+                      </wps:txbx>
+                      <wps:bodyPr rot="0" spcFirstLastPara="0" vertOverflow="overflow" horzOverflow="overflow" vert="horz" wrap="square" lIns="91440" tIns="45720" rIns="91440" bIns="45720" numCol="1" spcCol="0" rtlCol="0" fromWordArt="0" anchor="ctr" anchorCtr="0" forceAA="0" compatLnSpc="1">
+                        <a:prstTxWarp prst="textNoShape">
+                          <a:avLst/>
+                        </a:prstTxWarp>
+                        <a:noAutofit/>
+                      </wps:bodyPr>
+                    </wps:wsp>
+                  </a:graphicData>
+                </a:graphic>
+              </wp:anchor>
+            </w:drawing>
+          </mc:Choice>
+          <mc:Fallback>
+            <w:pict>
+              <v:oval w14:anchorId="7F403F92" id="_x0000_s1027" style="position:absolute;left:0;text-align:left;margin-left:296.65pt;margin-top:22.85pt;width:44.55pt;height:28.7pt;z-index:251663360;visibility:visible;mso-wrap-style:square;mso-wrap-distance-left:9pt;mso-wrap-distance-top:0;mso-wrap-distance-right:9pt;mso-wrap-distance-bottom:0;mso-position-horizontal:absolute;mso-position-horizontal-relative:text;mso-position-vertical:absolute;mso-position-vertical-relative:text;v-text-anchor:middle" o:gfxdata="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" fillcolor="white [3201]" strokecolor="#4ea72e [3209]" strokeweight="1.5pt">
+                <v:stroke joinstyle="miter"/>
+                <v:textbox>
+                  <w:txbxContent>
+                    <w:p>
+                      <w:pPr>
+                        <w:jc w:val="center"/>
+                        <w:rPr>
+                          <w:lang w:val="en-US"/>
+                        </w:rPr>
+                      </w:pPr>
+                      <w:r>
+                        <w:rPr>
+                          <w:lang w:val="en-US"/>
+                        </w:rPr>
+                        <w:t>D</w:t>
+                      </w:r>
+                    </w:p>
+                  </w:txbxContent>
+                </v:textbox>
+              </v:oval>
+            </w:pict>
+          </mc:Fallback>
+        </mc:AlternateContent>
+      </w:r>
+      <w:r>
         <w:t>Unweighted graph</w:t>
+      </w:r>
+      <w:r>
+        <w:tab/>
+        <w:t xml:space="preserve">no distance or price </w:t>
+      </w:r>
+    </w:p>
+    <w:p>
+      <w:pPr>
+        <w:ind w:left="5040"/>
+      </w:pPr>
+      <w:r>
+        <w:rPr>
+          <w:noProof/>
+        </w:rPr>
+        <mc:AlternateContent>
+          <mc:Choice Requires="wps">
+            <w:drawing>
+              <wp:anchor distT="0" distB="0" distL="114300" distR="114300" simplePos="0" relativeHeight="251669504" behindDoc="0" locked="0" layoutInCell="1" allowOverlap="1" wp14:anchorId="536E54AB" wp14:editId="543C6B8A">
+                <wp:simplePos x="0" y="0"/>
+                <wp:positionH relativeFrom="column">
+                  <wp:posOffset>2658631</wp:posOffset>
+                </wp:positionH>
+                <wp:positionV relativeFrom="paragraph">
+                  <wp:posOffset>148304</wp:posOffset>
+                </wp:positionV>
+                <wp:extent cx="1131108" cy="21142"/>
+                <wp:effectExtent l="19050" t="76200" r="88265" b="93345"/>
+                <wp:wrapNone/>
+                <wp:docPr id="202832084" name="Straight Arrow Connector 5"/>
+                <wp:cNvGraphicFramePr/>
+                <a:graphic xmlns:a="http://schemas.openxmlformats.org/drawingml/2006/main">
+                  <a:graphicData uri="http://schemas.microsoft.com/office/word/2010/wordprocessingShape">
+                    <wps:wsp>
+                      <wps:cNvCnPr/>
+                      <wps:spPr>
+                        <a:xfrm>
+                          <a:off x="0" y="0"/>
+                          <a:ext cx="1131108" cy="21142"/>
+                        </a:xfrm>
+                        <a:prstGeom prst="straightConnector1">
+                          <a:avLst/>
+                        </a:prstGeom>
+                        <a:ln>
+                          <a:headEnd type="triangle"/>
+                          <a:tailEnd type="triangle"/>
+                        </a:ln>
+                      </wps:spPr>
+                      <wps:style>
+                        <a:lnRef idx="2">
+                          <a:schemeClr val="accent1"/>
+                        </a:lnRef>
+                        <a:fillRef idx="0">
+                          <a:schemeClr val="accent1"/>
+                        </a:fillRef>
+                        <a:effectRef idx="1">
+                          <a:schemeClr val="accent1"/>
+                        </a:effectRef>
+                        <a:fontRef idx="minor">
+                          <a:schemeClr val="tx1"/>
+                        </a:fontRef>
+                      </wps:style>
+                      <wps:bodyPr/>
+                    </wps:wsp>
+                  </a:graphicData>
+                </a:graphic>
+              </wp:anchor>
+            </w:drawing>
+          </mc:Choice>
+          <mc:Fallback>
+            <w:pict>
+              <v:shapetype w14:anchorId="0A983B22" id="_x0000_t32" coordsize="21600,21600" o:spt="32" o:oned="t" path="m,l21600,21600e" filled="f">
+                <v:path arrowok="t" fillok="f" o:connecttype="none"/>
+                <o:lock v:ext="edit" shapetype="t"/>
+              </v:shapetype>
+              <v:shape id="Straight Arrow Connector 5" o:spid="_x0000_s1026" type="#_x0000_t32" style="position:absolute;margin-left:209.35pt;margin-top:11.7pt;width:89.05pt;height:1.65pt;z-index:251669504;visibility:visible;mso-wrap-style:square;mso-wrap-distance-left:9pt;mso-wrap-distance-top:0;mso-wrap-distance-right:9pt;mso-wrap-distance-bottom:0;mso-position-horizontal:absolute;mso-position-horizontal-relative:text;mso-position-vertical:absolute;mso-position-vertical-relative:text" o:gfxdata="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" strokecolor="#156082 [3204]" strokeweight="1.5pt">
+                <v:stroke startarrow="block" endarrow="block" joinstyle="miter"/>
+              </v:shape>
+            </w:pict>
+          </mc:Fallback>
+        </mc:AlternateContent>
+      </w:r>
+      <w:r>
+        <w:rPr>
+          <w:noProof/>
+        </w:rPr>
+        <mc:AlternateContent>
+          <mc:Choice Requires="wps">
+            <w:drawing>
+              <wp:anchor distT="0" distB="0" distL="114300" distR="114300" simplePos="0" relativeHeight="251668480" behindDoc="0" locked="0" layoutInCell="1" allowOverlap="1" wp14:anchorId="7C2E114A" wp14:editId="2FB5846C">
+                <wp:simplePos x="0" y="0"/>
+                <wp:positionH relativeFrom="column">
+                  <wp:posOffset>3340467</wp:posOffset>
+                </wp:positionH>
+                <wp:positionV relativeFrom="paragraph">
+                  <wp:posOffset>317441</wp:posOffset>
+                </wp:positionV>
+                <wp:extent cx="512698" cy="406988"/>
+                <wp:effectExtent l="0" t="38100" r="59055" b="31750"/>
+                <wp:wrapNone/>
+                <wp:docPr id="1688697389" name="Straight Arrow Connector 4"/>
+                <wp:cNvGraphicFramePr/>
+                <a:graphic xmlns:a="http://schemas.openxmlformats.org/drawingml/2006/main">
+                  <a:graphicData uri="http://schemas.microsoft.com/office/word/2010/wordprocessingShape">
+                    <wps:wsp>
+                      <wps:cNvCnPr/>
+                      <wps:spPr>
+                        <a:xfrm flipV="1">
+                          <a:off x="0" y="0"/>
+                          <a:ext cx="512698" cy="406988"/>
+                        </a:xfrm>
+                        <a:prstGeom prst="straightConnector1">
+                          <a:avLst/>
+                        </a:prstGeom>
+                        <a:ln>
+                          <a:tailEnd type="triangle"/>
+                        </a:ln>
+                      </wps:spPr>
+                      <wps:style>
+                        <a:lnRef idx="2">
+                          <a:schemeClr val="accent1"/>
+                        </a:lnRef>
+                        <a:fillRef idx="0">
+                          <a:schemeClr val="accent1"/>
+                        </a:fillRef>
+                        <a:effectRef idx="1">
+                          <a:schemeClr val="accent1"/>
+                        </a:effectRef>
+                        <a:fontRef idx="minor">
+                          <a:schemeClr val="tx1"/>
+                        </a:fontRef>
+                      </wps:style>
+                      <wps:bodyPr/>
+                    </wps:wsp>
+                  </a:graphicData>
+                </a:graphic>
+              </wp:anchor>
+            </w:drawing>
+          </mc:Choice>
+          <mc:Fallback>
+            <w:pict>
+              <v:shape w14:anchorId="7CA8F6E4" id="Straight Arrow Connector 4" o:spid="_x0000_s1026" type="#_x0000_t32" style="position:absolute;margin-left:263.05pt;margin-top:25pt;width:40.35pt;height:32.05pt;flip:y;z-index:251668480;visibility:visible;mso-wrap-style:square;mso-wrap-distance-left:9pt;mso-wrap-distance-top:0;mso-wrap-distance-right:9pt;mso-wrap-distance-bottom:0;mso-position-horizontal:absolute;mso-position-horizontal-relative:text;mso-position-vertical:absolute;mso-position-vertical-relative:text" o:gfxdata="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" strokecolor="#156082 [3204]" strokeweight="1.5pt">
+                <v:stroke endarrow="block" joinstyle="miter"/>
+              </v:shape>
+            </w:pict>
+          </mc:Fallback>
+        </mc:AlternateContent>
+      </w:r>
+      <w:r>
+        <w:rPr>
+          <w:noProof/>
+        </w:rPr>
+        <mc:AlternateContent>
+          <mc:Choice Requires="wps">
+            <w:drawing>
+              <wp:anchor distT="0" distB="0" distL="114300" distR="114300" simplePos="0" relativeHeight="251666432" behindDoc="0" locked="0" layoutInCell="1" allowOverlap="1" wp14:anchorId="2B3433AB" wp14:editId="53808B2D">
+                <wp:simplePos x="0" y="0"/>
+                <wp:positionH relativeFrom="column">
+                  <wp:posOffset>956684</wp:posOffset>
+                </wp:positionH>
+                <wp:positionV relativeFrom="paragraph">
+                  <wp:posOffset>291014</wp:posOffset>
+                </wp:positionV>
+                <wp:extent cx="803404" cy="401701"/>
+                <wp:effectExtent l="38100" t="0" r="15875" b="55880"/>
+                <wp:wrapNone/>
+                <wp:docPr id="1272347060" name="Straight Arrow Connector 2"/>
+                <wp:cNvGraphicFramePr/>
+                <a:graphic xmlns:a="http://schemas.openxmlformats.org/drawingml/2006/main">
+                  <a:graphicData uri="http://schemas.microsoft.com/office/word/2010/wordprocessingShape">
+                    <wps:wsp>
+                      <wps:cNvCnPr/>
+                      <wps:spPr>
+                        <a:xfrm flipH="1">
+                          <a:off x="0" y="0"/>
+                          <a:ext cx="803404" cy="401701"/>
+                        </a:xfrm>
+                        <a:prstGeom prst="straightConnector1">
+                          <a:avLst/>
+                        </a:prstGeom>
+                        <a:ln>
+                          <a:tailEnd type="triangle"/>
+                        </a:ln>
+                      </wps:spPr>
+                      <wps:style>
+                        <a:lnRef idx="2">
+                          <a:schemeClr val="accent1"/>
+                        </a:lnRef>
+                        <a:fillRef idx="0">
+                          <a:schemeClr val="accent1"/>
+                        </a:fillRef>
+                        <a:effectRef idx="1">
+                          <a:schemeClr val="accent1"/>
+                        </a:effectRef>
+                        <a:fontRef idx="minor">
+                          <a:schemeClr val="tx1"/>
+                        </a:fontRef>
+                      </wps:style>
+                      <wps:bodyPr/>
+                    </wps:wsp>
+                  </a:graphicData>
+                </a:graphic>
+              </wp:anchor>
+            </w:drawing>
+          </mc:Choice>
+          <mc:Fallback>
+            <w:pict>
+              <v:shape w14:anchorId="456387CF" id="Straight Arrow Connector 2" o:spid="_x0000_s1026" type="#_x0000_t32" style="position:absolute;margin-left:75.35pt;margin-top:22.9pt;width:63.25pt;height:31.65pt;flip:x;z-index:251666432;visibility:visible;mso-wrap-style:square;mso-wrap-distance-left:9pt;mso-wrap-distance-top:0;mso-wrap-distance-right:9pt;mso-wrap-distance-bottom:0;mso-position-horizontal:absolute;mso-position-horizontal-relative:text;mso-position-vertical:absolute;mso-position-vertical-relative:text" o:gfxdata="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" strokecolor="#156082 [3204]" strokeweight="1.5pt">
+                <v:stroke endarrow="block" joinstyle="miter"/>
+              </v:shape>
+            </w:pict>
+          </mc:Fallback>
+        </mc:AlternateContent>
+      </w:r>
+      <w:r>
+        <w:t>2</w:t>
+      </w:r>
+    </w:p>
+    <w:p>
+      <w:pPr>
+        <w:ind w:left="2160"/>
+      </w:pPr>
+      <w:r>
+        <w:rPr>
+          <w:noProof/>
+        </w:rPr>
+        <mc:AlternateContent>
+          <mc:Choice Requires="wps">
+            <w:drawing>
+              <wp:anchor distT="0" distB="0" distL="114300" distR="114300" simplePos="0" relativeHeight="251661312" behindDoc="0" locked="0" layoutInCell="1" allowOverlap="1" wp14:anchorId="481E94AE" wp14:editId="22AD4671">
+                <wp:simplePos x="0" y="0"/>
+                <wp:positionH relativeFrom="column">
+                  <wp:posOffset>404924</wp:posOffset>
+                </wp:positionH>
+                <wp:positionV relativeFrom="paragraph">
+                  <wp:posOffset>252095</wp:posOffset>
+                </wp:positionV>
+                <wp:extent cx="565554" cy="364703"/>
+                <wp:effectExtent l="0" t="0" r="25400" b="16510"/>
+                <wp:wrapNone/>
+                <wp:docPr id="225708833" name="Oval 1"/>
+                <wp:cNvGraphicFramePr/>
+                <a:graphic xmlns:a="http://schemas.openxmlformats.org/drawingml/2006/main">
+                  <a:graphicData uri="http://schemas.microsoft.com/office/word/2010/wordprocessingShape">
+                    <wps:wsp>
+                      <wps:cNvSpPr/>
+                      <wps:spPr>
+                        <a:xfrm>
+                          <a:off x="0" y="0"/>
+                          <a:ext cx="565554" cy="364703"/>
+                        </a:xfrm>
+                        <a:prstGeom prst="ellipse">
+                          <a:avLst/>
+                        </a:prstGeom>
+                      </wps:spPr>
+                      <wps:style>
+                        <a:lnRef idx="2">
+                          <a:schemeClr val="accent6"/>
+                        </a:lnRef>
+                        <a:fillRef idx="1">
+                          <a:schemeClr val="lt1"/>
+                        </a:fillRef>
+                        <a:effectRef idx="0">
+                          <a:schemeClr val="accent6"/>
+                        </a:effectRef>
+                        <a:fontRef idx="minor">
+                          <a:schemeClr val="dk1"/>
+                        </a:fontRef>
+                      </wps:style>
+                      <wps:txbx>
+                        <w:txbxContent>
+                          <w:p>
+                            <w:pPr>
+                              <w:jc w:val="center"/>
+                              <w:rPr>
+                                <w:lang w:val="en-US"/>
+                              </w:rPr>
+                            </w:pPr>
+                            <w:r>
+                              <w:rPr>
+                                <w:lang w:val="en-US"/>
+                              </w:rPr>
+                              <w:t>B</w:t>
+                            </w:r>
+                          </w:p>
+                        </w:txbxContent>
+                      </wps:txbx>
+                      <wps:bodyPr rot="0" spcFirstLastPara="0" vertOverflow="overflow" horzOverflow="overflow" vert="horz" wrap="square" lIns="91440" tIns="45720" rIns="91440" bIns="45720" numCol="1" spcCol="0" rtlCol="0" fromWordArt="0" anchor="ctr" anchorCtr="0" forceAA="0" compatLnSpc="1">
+                        <a:prstTxWarp prst="textNoShape">
+                          <a:avLst/>
+                        </a:prstTxWarp>
+                        <a:noAutofit/>
+                      </wps:bodyPr>
+                    </wps:wsp>
+                  </a:graphicData>
+                </a:graphic>
+              </wp:anchor>
+            </w:drawing>
+          </mc:Choice>
+          <mc:Fallback>
+            <w:pict>
+              <v:oval w14:anchorId="481E94AE" id="_x0000_s1028" style="position:absolute;left:0;text-align:left;margin-left:31.9pt;margin-top:19.85pt;width:44.55pt;height:28.7pt;z-index:251661312;visibility:visible;mso-wrap-style:square;mso-wrap-distance-left:9pt;mso-wrap-distance-top:0;mso-wrap-distance-right:9pt;mso-wrap-distance-bottom:0;mso-position-horizontal:absolute;mso-position-horizontal-relative:text;mso-position-vertical:absolute;mso-position-vertical-relative:text;v-text-anchor:middle" o:gfxdata="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" fillcolor="white [3201]" strokecolor="#4ea72e [3209]" strokeweight="1.5pt">
+                <v:stroke joinstyle="miter"/>
+                <v:textbox>
+                  <w:txbxContent>
+                    <w:p>
+                      <w:pPr>
+                        <w:jc w:val="center"/>
+                        <w:rPr>
+                          <w:lang w:val="en-US"/>
+                        </w:rPr>
+                      </w:pPr>
+                      <w:r>
+                        <w:rPr>
+                          <w:lang w:val="en-US"/>
+                        </w:rPr>
+                        <w:t>B</w:t>
+                      </w:r>
+                    </w:p>
+                  </w:txbxContent>
+                </v:textbox>
+              </v:oval>
+            </w:pict>
+          </mc:Fallback>
+        </mc:AlternateContent>
+      </w:r>
+      <w:r>
+        <w:t>1</w:t>
+      </w:r>
+    </w:p>
+    <w:p>
+      <w:r>
+        <w:rPr>
+          <w:noProof/>
+        </w:rPr>
+        <mc:AlternateContent>
+          <mc:Choice Requires="wps">
+            <w:drawing>
+              <wp:anchor distT="0" distB="0" distL="114300" distR="114300" simplePos="0" relativeHeight="251667456" behindDoc="0" locked="0" layoutInCell="1" allowOverlap="1" wp14:anchorId="2DC38690" wp14:editId="64E22BA7">
+                <wp:simplePos x="0" y="0"/>
+                <wp:positionH relativeFrom="column">
+                  <wp:posOffset>935542</wp:posOffset>
+                </wp:positionH>
+                <wp:positionV relativeFrom="paragraph">
+                  <wp:posOffset>185838</wp:posOffset>
+                </wp:positionV>
+                <wp:extent cx="1992652" cy="63427"/>
+                <wp:effectExtent l="19050" t="76200" r="102870" b="89535"/>
+                <wp:wrapNone/>
+                <wp:docPr id="524272721" name="Straight Arrow Connector 3"/>
+                <wp:cNvGraphicFramePr/>
+                <a:graphic xmlns:a="http://schemas.openxmlformats.org/drawingml/2006/main">
+                  <a:graphicData uri="http://schemas.microsoft.com/office/word/2010/wordprocessingShape">
+                    <wps:wsp>
+                      <wps:cNvCnPr/>
+                      <wps:spPr>
+                        <a:xfrm>
+                          <a:off x="0" y="0"/>
+                          <a:ext cx="1992652" cy="63427"/>
+                        </a:xfrm>
+                        <a:prstGeom prst="straightConnector1">
+                          <a:avLst/>
+                        </a:prstGeom>
+                        <a:ln>
+                          <a:headEnd type="triangle"/>
+                          <a:tailEnd type="triangle"/>
+                        </a:ln>
+                      </wps:spPr>
+                      <wps:style>
+                        <a:lnRef idx="2">
+                          <a:schemeClr val="accent1"/>
+                        </a:lnRef>
+                        <a:fillRef idx="0">
+                          <a:schemeClr val="accent1"/>
+                        </a:fillRef>
+                        <a:effectRef idx="1">
+                          <a:schemeClr val="accent1"/>
+                        </a:effectRef>
+                        <a:fontRef idx="minor">
+                          <a:schemeClr val="tx1"/>
+                        </a:fontRef>
+                      </wps:style>
+                      <wps:bodyPr/>
+                    </wps:wsp>
+                  </a:graphicData>
+                </a:graphic>
+              </wp:anchor>
+            </w:drawing>
+          </mc:Choice>
+          <mc:Fallback>
+            <w:pict>
+              <v:shape w14:anchorId="1CC5F41E" id="Straight Arrow Connector 3" o:spid="_x0000_s1026" type="#_x0000_t32" style="position:absolute;margin-left:73.65pt;margin-top:14.65pt;width:156.9pt;height:5pt;z-index:251667456;visibility:visible;mso-wrap-style:square;mso-wrap-distance-left:9pt;mso-wrap-distance-top:0;mso-wrap-distance-right:9pt;mso-wrap-distance-bottom:0;mso-position-horizontal:absolute;mso-position-horizontal-relative:text;mso-position-vertical:absolute;mso-position-vertical-relative:text" o:gfxdata="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" strokecolor="#156082 [3204]" strokeweight="1.5pt">
+                <v:stroke startarrow="block" endarrow="block" joinstyle="miter"/>
+              </v:shape>
+            </w:pict>
+          </mc:Fallback>
+        </mc:AlternateContent>
+      </w:r>
+      <w:r>
+        <w:rPr>
+          <w:noProof/>
+        </w:rPr>
+        <mc:AlternateContent>
+          <mc:Choice Requires="wps">
+            <w:drawing>
+              <wp:anchor distT="0" distB="0" distL="114300" distR="114300" simplePos="0" relativeHeight="251665408" behindDoc="0" locked="0" layoutInCell="1" allowOverlap="1" wp14:anchorId="08FD258D" wp14:editId="58BD84A1">
+                <wp:simplePos x="0" y="0"/>
+                <wp:positionH relativeFrom="column">
+                  <wp:posOffset>2937851</wp:posOffset>
+                </wp:positionH>
+                <wp:positionV relativeFrom="paragraph">
+                  <wp:posOffset>57939</wp:posOffset>
+                </wp:positionV>
+                <wp:extent cx="565554" cy="364703"/>
+                <wp:effectExtent l="0" t="0" r="25400" b="16510"/>
+                <wp:wrapNone/>
+                <wp:docPr id="1023391040" name="Oval 1"/>
+                <wp:cNvGraphicFramePr/>
+                <a:graphic xmlns:a="http://schemas.openxmlformats.org/drawingml/2006/main">
+                  <a:graphicData uri="http://schemas.microsoft.com/office/word/2010/wordprocessingShape">
+                    <wps:wsp>
+                      <wps:cNvSpPr/>
+                      <wps:spPr>
+                        <a:xfrm>
+                          <a:off x="0" y="0"/>
+                          <a:ext cx="565554" cy="364703"/>
+                        </a:xfrm>
+                        <a:prstGeom prst="ellipse">
+                          <a:avLst/>
+                        </a:prstGeom>
+                      </wps:spPr>
+                      <wps:style>
+                        <a:lnRef idx="2">
+                          <a:schemeClr val="accent6"/>
+                        </a:lnRef>
+                        <a:fillRef idx="1">
+                          <a:schemeClr val="lt1"/>
+                        </a:fillRef>
+                        <a:effectRef idx="0">
+                          <a:schemeClr val="accent6"/>
+                        </a:effectRef>
+                        <a:fontRef idx="minor">
+                          <a:schemeClr val="dk1"/>
+                        </a:fontRef>
+                      </wps:style>
+                      <wps:txbx>
+                        <w:txbxContent>
+                          <w:p>
+                            <w:pPr>
+                              <w:jc w:val="center"/>
+                              <w:rPr>
+                                <w:lang w:val="en-US"/>
+                              </w:rPr>
+                            </w:pPr>
+                            <w:r>
+                              <w:rPr>
+                                <w:lang w:val="en-US"/>
+                              </w:rPr>
+                              <w:t>C</w:t>
+                            </w:r>
+                          </w:p>
+                        </w:txbxContent>
+                      </wps:txbx>
+                      <wps:bodyPr rot="0" spcFirstLastPara="0" vertOverflow="overflow" horzOverflow="overflow" vert="horz" wrap="square" lIns="91440" tIns="45720" rIns="91440" bIns="45720" numCol="1" spcCol="0" rtlCol="0" fromWordArt="0" anchor="ctr" anchorCtr="0" forceAA="0" compatLnSpc="1">
+                        <a:prstTxWarp prst="textNoShape">
+                          <a:avLst/>
+                        </a:prstTxWarp>
+                        <a:noAutofit/>
+                      </wps:bodyPr>
+                    </wps:wsp>
+                  </a:graphicData>
+                </a:graphic>
+              </wp:anchor>
+            </w:drawing>
+          </mc:Choice>
+          <mc:Fallback>
+            <w:pict>
+              <v:oval w14:anchorId="08FD258D" id="_x0000_s1029" style="position:absolute;margin-left:231.35pt;margin-top:4.55pt;width:44.55pt;height:28.7pt;z-index:251665408;visibility:visible;mso-wrap-style:square;mso-wrap-distance-left:9pt;mso-wrap-distance-top:0;mso-wrap-distance-right:9pt;mso-wrap-distance-bottom:0;mso-position-horizontal:absolute;mso-position-horizontal-relative:text;mso-position-vertical:absolute;mso-position-vertical-relative:text;v-text-anchor:middle" o:gfxdata="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" fillcolor="white [3201]" strokecolor="#4ea72e [3209]" strokeweight="1.5pt">
+                <v:stroke joinstyle="miter"/>
+                <v:textbox>
+                  <w:txbxContent>
+                    <w:p>
+                      <w:pPr>
+                        <w:jc w:val="center"/>
+                        <w:rPr>
+                          <w:lang w:val="en-US"/>
+                        </w:rPr>
+                      </w:pPr>
+                      <w:r>
+                        <w:rPr>
+                          <w:lang w:val="en-US"/>
+                        </w:rPr>
+                        <w:t>C</w:t>
+                      </w:r>
+                    </w:p>
+                  </w:txbxContent>
+                </v:textbox>
+              </v:oval>
+            </w:pict>
+          </mc:Fallback>
+        </mc:AlternateContent>
+      </w:r>
+      <w:r>
+        <w:tab/>
+      </w:r>
+      <w:r>
+        <w:tab/>
+      </w:r>
+      <w:r>
+        <w:tab/>
+      </w:r>
+      <w:r>
+        <w:tab/>
+        <w:t>3</w:t>
+      </w:r>
+      <w:r>
+        <w:tab/>
+      </w:r>
+      <w:r>
+        <w:tab/>
+      </w:r>
+      <w:r>
+        <w:tab/>
+      </w:r>
+      <w:r>
+        <w:tab/>
+        <w:t>4</w:t>
       </w:r>
     </w:p>
     <w:p>
@@ -772,6 +1523,7 @@
           <w:b/>
           <w:bCs/>
         </w:rPr>
+        <w:lastRenderedPageBreak/>
         <w:t>7. Adjacency Matrix – Structure</w:t>
       </w:r>
     </w:p>
@@ -787,7 +1539,6 @@
     </w:p>
     <w:p>
       <w:r>
-        <w:lastRenderedPageBreak/>
         <w:t xml:space="preserve">    int vertices;</w:t>
       </w:r>
     </w:p>
@@ -951,6 +1702,7 @@
         </w:numPr>
       </w:pPr>
       <w:r>
+        <w:lastRenderedPageBreak/>
         <w:t>Space → O(V²)</w:t>
       </w:r>
     </w:p>
@@ -978,7 +1730,6 @@
     </w:p>
     <w:p>
       <w:r>
-        <w:lastRenderedPageBreak/>
         <w:pict w14:anchorId="1E6ED9CC">
           <v:rect id="_x0000_i1037" style="width:0;height:1.5pt" o:hralign="center" o:hrstd="t" o:hr="t" fillcolor="#a0a0a0" stroked="f"/>
         </w:pict>
@@ -1168,6 +1919,7 @@
     </w:p>
     <w:p>
       <w:r>
+        <w:lastRenderedPageBreak/>
         <w:t xml:space="preserve">    adjList[u][sizes[u]++] = v;</w:t>
       </w:r>
     </w:p>
@@ -1183,7 +1935,6 @@
     </w:p>
     <w:p>
       <w:r>
-        <w:lastRenderedPageBreak/>
         <w:pict w14:anchorId="24BF78A4">
           <v:rect id="_x0000_i1041" style="width:0;height:1.5pt" o:hralign="center" o:hrstd="t" o:hr="t" fillcolor="#a0a0a0" stroked="f"/>
         </w:pict>
@@ -1430,6 +2181,7 @@
           <w:b/>
           <w:bCs/>
         </w:rPr>
+        <w:lastRenderedPageBreak/>
         <w:t>17. BFS Using Array Queue</w:t>
       </w:r>
     </w:p>
@@ -1445,7 +2197,6 @@
     </w:p>
     <w:p>
       <w:r>
-        <w:lastRenderedPageBreak/>
         <w:t xml:space="preserve">    int[] queue = new int[vertices];</w:t>
       </w:r>
     </w:p>
@@ -1571,6 +2322,7 @@
     </w:p>
     <w:p>
       <w:r>
+        <w:lastRenderedPageBreak/>
         <w:t>BFS from 0:</w:t>
       </w:r>
     </w:p>
@@ -1598,7 +2350,6 @@
           <w:b/>
           <w:bCs/>
         </w:rPr>
-        <w:lastRenderedPageBreak/>
         <w:t>19. BFS Use Cases</w:t>
       </w:r>
     </w:p>
@@ -1819,6 +2570,7 @@
           <w:b/>
           <w:bCs/>
         </w:rPr>
+        <w:lastRenderedPageBreak/>
         <w:t>22. DFS Driver</w:t>
       </w:r>
     </w:p>
@@ -1834,7 +2586,6 @@
     </w:p>
     <w:p>
       <w:r>
-        <w:lastRenderedPageBreak/>
         <w:t xml:space="preserve">    dfs(start, visited);</w:t>
       </w:r>
     </w:p>
@@ -2070,6 +2821,7 @@
         </w:numPr>
       </w:pPr>
       <w:r>
+        <w:lastRenderedPageBreak/>
         <w:t>DFS with parent tracking</w:t>
       </w:r>
     </w:p>
@@ -2103,7 +2855,6 @@
         </w:numPr>
       </w:pPr>
       <w:r>
-        <w:lastRenderedPageBreak/>
         <w:t>Edge is one-way</w:t>
       </w:r>
     </w:p>
@@ -2349,6 +3100,304 @@
         <w:t>BFS shortest path?</w:t>
       </w:r>
     </w:p>
+    <w:p/>
+    <w:p/>
+    <w:p/>
+    <w:p>
+      <w:pPr>
+        <w:rPr>
+          <w:b/>
+          <w:bCs/>
+        </w:rPr>
+      </w:pPr>
+    </w:p>
+    <w:p>
+      <w:pPr>
+        <w:rPr>
+          <w:b/>
+          <w:bCs/>
+        </w:rPr>
+      </w:pPr>
+    </w:p>
+    <w:p>
+      <w:pPr>
+        <w:rPr>
+          <w:b/>
+          <w:bCs/>
+        </w:rPr>
+      </w:pPr>
+      <w:r>
+        <w:rPr>
+          <w:b/>
+          <w:bCs/>
+        </w:rPr>
+        <w:t>WHAT IS DIJKSTRA ALGORITHM?</w:t>
+      </w:r>
+    </w:p>
+    <w:p>
+      <w:pPr>
+        <w:rPr>
+          <w:b/>
+          <w:bCs/>
+        </w:rPr>
+      </w:pPr>
+      <w:r>
+        <w:rPr>
+          <w:b/>
+          <w:bCs/>
+        </w:rPr>
+        <w:t>Definition</w:t>
+      </w:r>
+    </w:p>
+    <w:p>
+      <w:r>
+        <w:rPr>
+          <w:b/>
+          <w:bCs/>
+        </w:rPr>
+        <w:t>Dijkstra Algorithm</w:t>
+      </w:r>
+      <w:r>
+        <w:t xml:space="preserve"> is used to find the </w:t>
+      </w:r>
+      <w:r>
+        <w:rPr>
+          <w:b/>
+          <w:bCs/>
+        </w:rPr>
+        <w:t>shortest path (minimum cost/distance)</w:t>
+      </w:r>
+      <w:r>
+        <w:t xml:space="preserve"> from a </w:t>
+      </w:r>
+      <w:r>
+        <w:rPr>
+          <w:b/>
+          <w:bCs/>
+        </w:rPr>
+        <w:t>source node to all other nodes</w:t>
+      </w:r>
+      <w:r>
+        <w:t xml:space="preserve"> in a </w:t>
+      </w:r>
+      <w:r>
+        <w:rPr>
+          <w:b/>
+          <w:bCs/>
+        </w:rPr>
+        <w:t>weighted graph (no negative weights)</w:t>
+      </w:r>
+      <w:r>
+        <w:t>.</w:t>
+      </w:r>
+    </w:p>
+    <w:p>
+      <w:r>
+        <w:t>In simple words:</w:t>
+      </w:r>
+    </w:p>
+    <w:p>
+      <w:r>
+        <w:t xml:space="preserve">It finds the </w:t>
+      </w:r>
+      <w:r>
+        <w:rPr>
+          <w:b/>
+          <w:bCs/>
+        </w:rPr>
+        <w:t>cheapest / shortest route</w:t>
+      </w:r>
+      <w:r>
+        <w:t>.</w:t>
+      </w:r>
+    </w:p>
+    <w:p/>
+    <w:p>
+      <w:r>
+        <w:t>Flight Booking Systems</w:t>
+      </w:r>
+    </w:p>
+    <w:p/>
+    <w:p>
+      <w:r>
+        <w:t xml:space="preserve">Cities = Nodes </w:t>
+      </w:r>
+    </w:p>
+    <w:p>
+      <w:r>
+        <w:t xml:space="preserve">Flights = Edges </w:t>
+      </w:r>
+    </w:p>
+    <w:p>
+      <w:pPr>
+        <w:rPr>
+          <w:rFonts w:ascii="Segoe UI Emoji" w:hAnsi="Segoe UI Emoji" w:cs="Segoe UI Emoji"/>
+        </w:rPr>
+      </w:pPr>
+      <w:r>
+        <w:t>Ticket Price = Weight</w:t>
+      </w:r>
+      <w:r>
+        <w:br/>
+      </w:r>
+    </w:p>
+    <w:p>
+      <w:r>
+        <w:t>Finds cheapest flight</w:t>
+      </w:r>
+    </w:p>
+    <w:p/>
+    <w:p>
+      <w:pPr>
+        <w:rPr>
+          <w:b/>
+          <w:bCs/>
+        </w:rPr>
+      </w:pPr>
+      <w:r>
+        <w:rPr>
+          <w:b/>
+          <w:bCs/>
+        </w:rPr>
+        <w:t>HOW IT WORKS (INTUITION)</w:t>
+      </w:r>
+    </w:p>
+    <w:p>
+      <w:r>
+        <w:t>Idea:</w:t>
+      </w:r>
+    </w:p>
+    <w:p>
+      <w:pPr>
+        <w:numPr>
+          <w:ilvl w:val="0"/>
+          <w:numId w:val="20"/>
+        </w:numPr>
+      </w:pPr>
+      <w:r>
+        <w:t xml:space="preserve">Start from source </w:t>
+      </w:r>
+    </w:p>
+    <w:p>
+      <w:pPr>
+        <w:numPr>
+          <w:ilvl w:val="0"/>
+          <w:numId w:val="20"/>
+        </w:numPr>
+      </w:pPr>
+      <w:r>
+        <w:t xml:space="preserve">Always pick </w:t>
+      </w:r>
+      <w:r>
+        <w:rPr>
+          <w:b/>
+          <w:bCs/>
+        </w:rPr>
+        <w:t>minimum distance node</w:t>
+      </w:r>
+      <w:r>
+        <w:t xml:space="preserve"> </w:t>
+      </w:r>
+    </w:p>
+    <w:p>
+      <w:pPr>
+        <w:numPr>
+          <w:ilvl w:val="0"/>
+          <w:numId w:val="20"/>
+        </w:numPr>
+      </w:pPr>
+      <w:r>
+        <w:t xml:space="preserve">Update neighbors </w:t>
+      </w:r>
+    </w:p>
+    <w:p>
+      <w:pPr>
+        <w:numPr>
+          <w:ilvl w:val="0"/>
+          <w:numId w:val="20"/>
+        </w:numPr>
+      </w:pPr>
+      <w:r>
+        <w:t>Repeat</w:t>
+      </w:r>
+    </w:p>
+    <w:p/>
+    <w:p>
+      <w:pPr>
+        <w:rPr>
+          <w:b/>
+          <w:bCs/>
+        </w:rPr>
+      </w:pPr>
+      <w:r>
+        <w:rPr>
+          <w:b/>
+          <w:bCs/>
+        </w:rPr>
+        <w:t>HOW IT WORKS (INTUITION)</w:t>
+      </w:r>
+    </w:p>
+    <w:p>
+      <w:r>
+        <w:t>Idea:</w:t>
+      </w:r>
+    </w:p>
+    <w:p>
+      <w:pPr>
+        <w:numPr>
+          <w:ilvl w:val="0"/>
+          <w:numId w:val="21"/>
+        </w:numPr>
+      </w:pPr>
+      <w:r>
+        <w:t xml:space="preserve">Start from source </w:t>
+      </w:r>
+    </w:p>
+    <w:p>
+      <w:pPr>
+        <w:numPr>
+          <w:ilvl w:val="0"/>
+          <w:numId w:val="21"/>
+        </w:numPr>
+      </w:pPr>
+      <w:r>
+        <w:lastRenderedPageBreak/>
+        <w:t xml:space="preserve">Always pick </w:t>
+      </w:r>
+      <w:r>
+        <w:rPr>
+          <w:b/>
+          <w:bCs/>
+        </w:rPr>
+        <w:t>minimum distance node</w:t>
+      </w:r>
+      <w:r>
+        <w:t xml:space="preserve"> </w:t>
+      </w:r>
+    </w:p>
+    <w:p>
+      <w:pPr>
+        <w:numPr>
+          <w:ilvl w:val="0"/>
+          <w:numId w:val="21"/>
+        </w:numPr>
+      </w:pPr>
+      <w:r>
+        <w:t xml:space="preserve">Update neighbors </w:t>
+      </w:r>
+    </w:p>
+    <w:p>
+      <w:pPr>
+        <w:numPr>
+          <w:ilvl w:val="0"/>
+          <w:numId w:val="21"/>
+        </w:numPr>
+      </w:pPr>
+      <w:r>
+        <w:t>Repeat</w:t>
+      </w:r>
+    </w:p>
+    <w:p/>
     <w:p/>
     <w:sectPr>
       <w:pgSz w:w="11906" w:h="16838"/>
@@ -2363,6 +3412,119 @@
 <file path=word/numbering.xml><?xml version="1.0" encoding="utf-8"?>
 <w:numbering xmlns:wpc="http://schemas.microsoft.com/office/word/2010/wordprocessingCanvas" xmlns:cx="http://schemas.microsoft.com/office/drawing/2014/chartex" xmlns:cx1="http://schemas.microsoft.com/office/drawing/2015/9/8/chartex" xmlns:cx2="http://schemas.microsoft.com/office/drawing/2015/10/21/chartex" xmlns:cx3="http://schemas.microsoft.com/office/drawing/2016/5/9/chartex" xmlns:cx4="http://schemas.microsoft.com/office/drawing/2016/5/10/chartex" xmlns:cx5="http://schemas.microsoft.com/office/drawing/2016/5/11/chartex" xmlns:cx6="http://schemas.microsoft.com/office/drawing/2016/5/12/chartex" xmlns:cx7="http://schemas.microsoft.com/office/drawing/2016/5/13/chartex" xmlns:cx8="http://schemas.microsoft.com/office/drawing/2016/5/14/chartex" xmlns:mc="http://schemas.openxmlformats.org/markup-compatibility/2006" xmlns:aink="http://schemas.microsoft.com/office/drawing/2016/ink" xmlns:am3d="http://schemas.microsoft.com/office/drawing/2017/model3d" xmlns:o="urn:schemas-microsoft-com:office:office" xmlns:oel="http://schemas.microsoft.com/office/2019/extlst" xmlns:r="http://schemas.openxmlformats.org/officeDocument/2006/relationships" xmlns:m="http://schemas.openxmlformats.org/officeDocument/2006/math" xmlns:v="urn:schemas-microsoft-com:vml" xmlns:wp14="http://schemas.microsoft.com/office/word/2010/wordprocessingDrawing" xmlns:wp="http://schemas.openxmlformats.org/drawingml/2006/wordprocessingDrawing" xmlns:w10="urn:schemas-microsoft-com:office:word" xmlns:w="http://schemas.openxmlformats.org/wordprocessingml/2006/main" xmlns:w14="http://schemas.microsoft.com/office/word/2010/wordml" xmlns:w15="http://schemas.microsoft.com/office/word/2012/wordml" xmlns:w16cex="http://schemas.microsoft.com/office/word/2018/wordml/cex" xmlns:w16cid="http://schemas.microsoft.com/office/word/2016/wordml/cid" xmlns:w16="http://schemas.microsoft.com/office/word/2018/wordml" xmlns:w16du="http://schemas.microsoft.com/office/word/2023/wordml/word16du" xmlns:w16sdtdh="http://schemas.microsoft.com/office/word/2020/wordml/sdtdatahash" xmlns:w16sdtfl="http://schemas.microsoft.com/office/word/2024/wordml/sdtformatlock" xmlns:w16se="http://schemas.microsoft.com/office/word/2015/wordml/symex" xmlns:wpg="http://schemas.microsoft.com/office/word/2010/wordprocessingGroup" xmlns:wpi="http://schemas.microsoft.com/office/word/2010/wordprocessingInk" xmlns:wne="http://schemas.microsoft.com/office/word/2006/wordml" xmlns:wps="http://schemas.microsoft.com/office/word/2010/wordprocessingShape" mc:Ignorable="w14 w15 w16se w16cid w16 w16cex w16sdtdh w16sdtfl w16du wp14">
   <w:abstractNum w:abstractNumId="0" w15:restartNumberingAfterBreak="0">
+    <w:nsid w:val="02814128"/>
+    <w:multiLevelType w:val="multilevel"/>
+    <w:tmpl w:val="A1222D02"/>
+    <w:lvl w:ilvl="0">
+      <w:start w:val="1"/>
+      <w:numFmt w:val="decimal"/>
+      <w:lvlText w:val="%1."/>
+      <w:lvlJc w:val="left"/>
+      <w:pPr>
+        <w:tabs>
+          <w:tab w:val="num" w:pos="720"/>
+        </w:tabs>
+        <w:ind w:left="720" w:hanging="360"/>
+      </w:pPr>
+    </w:lvl>
+    <w:lvl w:ilvl="1" w:tentative="1">
+      <w:start w:val="1"/>
+      <w:numFmt w:val="decimal"/>
+      <w:lvlText w:val="%2."/>
+      <w:lvlJc w:val="left"/>
+      <w:pPr>
+        <w:tabs>
+          <w:tab w:val="num" w:pos="1440"/>
+        </w:tabs>
+        <w:ind w:left="1440" w:hanging="360"/>
+      </w:pPr>
+    </w:lvl>
+    <w:lvl w:ilvl="2" w:tentative="1">
+      <w:start w:val="1"/>
+      <w:numFmt w:val="decimal"/>
+      <w:lvlText w:val="%3."/>
+      <w:lvlJc w:val="left"/>
+      <w:pPr>
+        <w:tabs>
+          <w:tab w:val="num" w:pos="2160"/>
+        </w:tabs>
+        <w:ind w:left="2160" w:hanging="360"/>
+      </w:pPr>
+    </w:lvl>
+    <w:lvl w:ilvl="3" w:tentative="1">
+      <w:start w:val="1"/>
+      <w:numFmt w:val="decimal"/>
+      <w:lvlText w:val="%4."/>
+      <w:lvlJc w:val="left"/>
+      <w:pPr>
+        <w:tabs>
+          <w:tab w:val="num" w:pos="2880"/>
+        </w:tabs>
+        <w:ind w:left="2880" w:hanging="360"/>
+      </w:pPr>
+    </w:lvl>
+    <w:lvl w:ilvl="4" w:tentative="1">
+      <w:start w:val="1"/>
+      <w:numFmt w:val="decimal"/>
+      <w:lvlText w:val="%5."/>
+      <w:lvlJc w:val="left"/>
+      <w:pPr>
+        <w:tabs>
+          <w:tab w:val="num" w:pos="3600"/>
+        </w:tabs>
+        <w:ind w:left="3600" w:hanging="360"/>
+      </w:pPr>
+    </w:lvl>
+    <w:lvl w:ilvl="5" w:tentative="1">
+      <w:start w:val="1"/>
+      <w:numFmt w:val="decimal"/>
+      <w:lvlText w:val="%6."/>
+      <w:lvlJc w:val="left"/>
+      <w:pPr>
+        <w:tabs>
+          <w:tab w:val="num" w:pos="4320"/>
+        </w:tabs>
+        <w:ind w:left="4320" w:hanging="360"/>
+      </w:pPr>
+    </w:lvl>
+    <w:lvl w:ilvl="6" w:tentative="1">
+      <w:start w:val="1"/>
+      <w:numFmt w:val="decimal"/>
+      <w:lvlText w:val="%7."/>
+      <w:lvlJc w:val="left"/>
+      <w:pPr>
+        <w:tabs>
+          <w:tab w:val="num" w:pos="5040"/>
+        </w:tabs>
+        <w:ind w:left="5040" w:hanging="360"/>
+      </w:pPr>
+    </w:lvl>
+    <w:lvl w:ilvl="7" w:tentative="1">
+      <w:start w:val="1"/>
+      <w:numFmt w:val="decimal"/>
+      <w:lvlText w:val="%8."/>
+      <w:lvlJc w:val="left"/>
+      <w:pPr>
+        <w:tabs>
+          <w:tab w:val="num" w:pos="5760"/>
+        </w:tabs>
+        <w:ind w:left="5760" w:hanging="360"/>
+      </w:pPr>
+    </w:lvl>
+    <w:lvl w:ilvl="8" w:tentative="1">
+      <w:start w:val="1"/>
+      <w:numFmt w:val="decimal"/>
+      <w:lvlText w:val="%9."/>
+      <w:lvlJc w:val="left"/>
+      <w:pPr>
+        <w:tabs>
+          <w:tab w:val="num" w:pos="6480"/>
+        </w:tabs>
+        <w:ind w:left="6480" w:hanging="360"/>
+      </w:pPr>
+    </w:lvl>
+  </w:abstractNum>
+  <w:abstractNum w:abstractNumId="1" w15:restartNumberingAfterBreak="0">
     <w:nsid w:val="06C72E18"/>
     <w:multiLevelType w:val="multilevel"/>
     <w:tmpl w:val="31EC8448"/>
@@ -2511,7 +3673,7 @@
       </w:rPr>
     </w:lvl>
   </w:abstractNum>
-  <w:abstractNum w:abstractNumId="1" w15:restartNumberingAfterBreak="0">
+  <w:abstractNum w:abstractNumId="2" w15:restartNumberingAfterBreak="0">
     <w:nsid w:val="0927515B"/>
     <w:multiLevelType w:val="multilevel"/>
     <w:tmpl w:val="B65C641E"/>
@@ -2660,7 +3822,7 @@
       </w:rPr>
     </w:lvl>
   </w:abstractNum>
-  <w:abstractNum w:abstractNumId="2" w15:restartNumberingAfterBreak="0">
+  <w:abstractNum w:abstractNumId="3" w15:restartNumberingAfterBreak="0">
     <w:nsid w:val="13E73B25"/>
     <w:multiLevelType w:val="multilevel"/>
     <w:tmpl w:val="504E1EA0"/>
@@ -2809,7 +3971,7 @@
       </w:rPr>
     </w:lvl>
   </w:abstractNum>
-  <w:abstractNum w:abstractNumId="3" w15:restartNumberingAfterBreak="0">
+  <w:abstractNum w:abstractNumId="4" w15:restartNumberingAfterBreak="0">
     <w:nsid w:val="2D9D2DED"/>
     <w:multiLevelType w:val="multilevel"/>
     <w:tmpl w:val="33940930"/>
@@ -2958,7 +4120,7 @@
       </w:rPr>
     </w:lvl>
   </w:abstractNum>
-  <w:abstractNum w:abstractNumId="4" w15:restartNumberingAfterBreak="0">
+  <w:abstractNum w:abstractNumId="5" w15:restartNumberingAfterBreak="0">
     <w:nsid w:val="30F15711"/>
     <w:multiLevelType w:val="multilevel"/>
     <w:tmpl w:val="DD2EE296"/>
@@ -3107,7 +4269,7 @@
       </w:rPr>
     </w:lvl>
   </w:abstractNum>
-  <w:abstractNum w:abstractNumId="5" w15:restartNumberingAfterBreak="0">
+  <w:abstractNum w:abstractNumId="6" w15:restartNumberingAfterBreak="0">
     <w:nsid w:val="30F97BD9"/>
     <w:multiLevelType w:val="multilevel"/>
     <w:tmpl w:val="1DF48682"/>
@@ -3256,7 +4418,7 @@
       </w:rPr>
     </w:lvl>
   </w:abstractNum>
-  <w:abstractNum w:abstractNumId="6" w15:restartNumberingAfterBreak="0">
+  <w:abstractNum w:abstractNumId="7" w15:restartNumberingAfterBreak="0">
     <w:nsid w:val="45A51D5F"/>
     <w:multiLevelType w:val="multilevel"/>
     <w:tmpl w:val="03F87AEA"/>
@@ -3405,7 +4567,7 @@
       </w:rPr>
     </w:lvl>
   </w:abstractNum>
-  <w:abstractNum w:abstractNumId="7" w15:restartNumberingAfterBreak="0">
+  <w:abstractNum w:abstractNumId="8" w15:restartNumberingAfterBreak="0">
     <w:nsid w:val="484F44C7"/>
     <w:multiLevelType w:val="multilevel"/>
     <w:tmpl w:val="7C36A4EC"/>
@@ -3554,7 +4716,7 @@
       </w:rPr>
     </w:lvl>
   </w:abstractNum>
-  <w:abstractNum w:abstractNumId="8" w15:restartNumberingAfterBreak="0">
+  <w:abstractNum w:abstractNumId="9" w15:restartNumberingAfterBreak="0">
     <w:nsid w:val="489F4EF5"/>
     <w:multiLevelType w:val="multilevel"/>
     <w:tmpl w:val="B9B61B34"/>
@@ -3703,7 +4865,7 @@
       </w:rPr>
     </w:lvl>
   </w:abstractNum>
-  <w:abstractNum w:abstractNumId="9" w15:restartNumberingAfterBreak="0">
+  <w:abstractNum w:abstractNumId="10" w15:restartNumberingAfterBreak="0">
     <w:nsid w:val="4EF43D5D"/>
     <w:multiLevelType w:val="multilevel"/>
     <w:tmpl w:val="C7582688"/>
@@ -3852,7 +5014,7 @@
       </w:rPr>
     </w:lvl>
   </w:abstractNum>
-  <w:abstractNum w:abstractNumId="10" w15:restartNumberingAfterBreak="0">
+  <w:abstractNum w:abstractNumId="11" w15:restartNumberingAfterBreak="0">
     <w:nsid w:val="51A43D41"/>
     <w:multiLevelType w:val="multilevel"/>
     <w:tmpl w:val="50E85718"/>
@@ -4001,7 +5163,7 @@
       </w:rPr>
     </w:lvl>
   </w:abstractNum>
-  <w:abstractNum w:abstractNumId="11" w15:restartNumberingAfterBreak="0">
+  <w:abstractNum w:abstractNumId="12" w15:restartNumberingAfterBreak="0">
     <w:nsid w:val="51AD16CF"/>
     <w:multiLevelType w:val="multilevel"/>
     <w:tmpl w:val="92AEC14E"/>
@@ -4150,7 +5312,7 @@
       </w:rPr>
     </w:lvl>
   </w:abstractNum>
-  <w:abstractNum w:abstractNumId="12" w15:restartNumberingAfterBreak="0">
+  <w:abstractNum w:abstractNumId="13" w15:restartNumberingAfterBreak="0">
     <w:nsid w:val="51F602CA"/>
     <w:multiLevelType w:val="multilevel"/>
     <w:tmpl w:val="38D48DCC"/>
@@ -4299,7 +5461,7 @@
       </w:rPr>
     </w:lvl>
   </w:abstractNum>
-  <w:abstractNum w:abstractNumId="13" w15:restartNumberingAfterBreak="0">
+  <w:abstractNum w:abstractNumId="14" w15:restartNumberingAfterBreak="0">
     <w:nsid w:val="560E0CFD"/>
     <w:multiLevelType w:val="multilevel"/>
     <w:tmpl w:val="07A0BF4A"/>
@@ -4448,7 +5610,7 @@
       </w:rPr>
     </w:lvl>
   </w:abstractNum>
-  <w:abstractNum w:abstractNumId="14" w15:restartNumberingAfterBreak="0">
+  <w:abstractNum w:abstractNumId="15" w15:restartNumberingAfterBreak="0">
     <w:nsid w:val="5E901502"/>
     <w:multiLevelType w:val="multilevel"/>
     <w:tmpl w:val="3490F608"/>
@@ -4597,7 +5759,7 @@
       </w:rPr>
     </w:lvl>
   </w:abstractNum>
-  <w:abstractNum w:abstractNumId="15" w15:restartNumberingAfterBreak="0">
+  <w:abstractNum w:abstractNumId="16" w15:restartNumberingAfterBreak="0">
     <w:nsid w:val="5ED021A2"/>
     <w:multiLevelType w:val="multilevel"/>
     <w:tmpl w:val="E83E2680"/>
@@ -4746,7 +5908,120 @@
       </w:rPr>
     </w:lvl>
   </w:abstractNum>
-  <w:abstractNum w:abstractNumId="16" w15:restartNumberingAfterBreak="0">
+  <w:abstractNum w:abstractNumId="17" w15:restartNumberingAfterBreak="0">
+    <w:nsid w:val="61FE1DD9"/>
+    <w:multiLevelType w:val="multilevel"/>
+    <w:tmpl w:val="69322F68"/>
+    <w:lvl w:ilvl="0">
+      <w:start w:val="1"/>
+      <w:numFmt w:val="decimal"/>
+      <w:lvlText w:val="%1."/>
+      <w:lvlJc w:val="left"/>
+      <w:pPr>
+        <w:tabs>
+          <w:tab w:val="num" w:pos="720"/>
+        </w:tabs>
+        <w:ind w:left="720" w:hanging="360"/>
+      </w:pPr>
+    </w:lvl>
+    <w:lvl w:ilvl="1" w:tentative="1">
+      <w:start w:val="1"/>
+      <w:numFmt w:val="decimal"/>
+      <w:lvlText w:val="%2."/>
+      <w:lvlJc w:val="left"/>
+      <w:pPr>
+        <w:tabs>
+          <w:tab w:val="num" w:pos="1440"/>
+        </w:tabs>
+        <w:ind w:left="1440" w:hanging="360"/>
+      </w:pPr>
+    </w:lvl>
+    <w:lvl w:ilvl="2" w:tentative="1">
+      <w:start w:val="1"/>
+      <w:numFmt w:val="decimal"/>
+      <w:lvlText w:val="%3."/>
+      <w:lvlJc w:val="left"/>
+      <w:pPr>
+        <w:tabs>
+          <w:tab w:val="num" w:pos="2160"/>
+        </w:tabs>
+        <w:ind w:left="2160" w:hanging="360"/>
+      </w:pPr>
+    </w:lvl>
+    <w:lvl w:ilvl="3" w:tentative="1">
+      <w:start w:val="1"/>
+      <w:numFmt w:val="decimal"/>
+      <w:lvlText w:val="%4."/>
+      <w:lvlJc w:val="left"/>
+      <w:pPr>
+        <w:tabs>
+          <w:tab w:val="num" w:pos="2880"/>
+        </w:tabs>
+        <w:ind w:left="2880" w:hanging="360"/>
+      </w:pPr>
+    </w:lvl>
+    <w:lvl w:ilvl="4" w:tentative="1">
+      <w:start w:val="1"/>
+      <w:numFmt w:val="decimal"/>
+      <w:lvlText w:val="%5."/>
+      <w:lvlJc w:val="left"/>
+      <w:pPr>
+        <w:tabs>
+          <w:tab w:val="num" w:pos="3600"/>
+        </w:tabs>
+        <w:ind w:left="3600" w:hanging="360"/>
+      </w:pPr>
+    </w:lvl>
+    <w:lvl w:ilvl="5" w:tentative="1">
+      <w:start w:val="1"/>
+      <w:numFmt w:val="decimal"/>
+      <w:lvlText w:val="%6."/>
+      <w:lvlJc w:val="left"/>
+      <w:pPr>
+        <w:tabs>
+          <w:tab w:val="num" w:pos="4320"/>
+        </w:tabs>
+        <w:ind w:left="4320" w:hanging="360"/>
+      </w:pPr>
+    </w:lvl>
+    <w:lvl w:ilvl="6" w:tentative="1">
+      <w:start w:val="1"/>
+      <w:numFmt w:val="decimal"/>
+      <w:lvlText w:val="%7."/>
+      <w:lvlJc w:val="left"/>
+      <w:pPr>
+        <w:tabs>
+          <w:tab w:val="num" w:pos="5040"/>
+        </w:tabs>
+        <w:ind w:left="5040" w:hanging="360"/>
+      </w:pPr>
+    </w:lvl>
+    <w:lvl w:ilvl="7" w:tentative="1">
+      <w:start w:val="1"/>
+      <w:numFmt w:val="decimal"/>
+      <w:lvlText w:val="%8."/>
+      <w:lvlJc w:val="left"/>
+      <w:pPr>
+        <w:tabs>
+          <w:tab w:val="num" w:pos="5760"/>
+        </w:tabs>
+        <w:ind w:left="5760" w:hanging="360"/>
+      </w:pPr>
+    </w:lvl>
+    <w:lvl w:ilvl="8" w:tentative="1">
+      <w:start w:val="1"/>
+      <w:numFmt w:val="decimal"/>
+      <w:lvlText w:val="%9."/>
+      <w:lvlJc w:val="left"/>
+      <w:pPr>
+        <w:tabs>
+          <w:tab w:val="num" w:pos="6480"/>
+        </w:tabs>
+        <w:ind w:left="6480" w:hanging="360"/>
+      </w:pPr>
+    </w:lvl>
+  </w:abstractNum>
+  <w:abstractNum w:abstractNumId="18" w15:restartNumberingAfterBreak="0">
     <w:nsid w:val="668A03BF"/>
     <w:multiLevelType w:val="multilevel"/>
     <w:tmpl w:val="B36A836A"/>
@@ -4895,7 +6170,7 @@
       </w:rPr>
     </w:lvl>
   </w:abstractNum>
-  <w:abstractNum w:abstractNumId="17" w15:restartNumberingAfterBreak="0">
+  <w:abstractNum w:abstractNumId="19" w15:restartNumberingAfterBreak="0">
     <w:nsid w:val="6BFA251B"/>
     <w:multiLevelType w:val="multilevel"/>
     <w:tmpl w:val="4C969F6A"/>
@@ -5044,7 +6319,7 @@
       </w:rPr>
     </w:lvl>
   </w:abstractNum>
-  <w:abstractNum w:abstractNumId="18" w15:restartNumberingAfterBreak="0">
+  <w:abstractNum w:abstractNumId="20" w15:restartNumberingAfterBreak="0">
     <w:nsid w:val="6D151D7F"/>
     <w:multiLevelType w:val="multilevel"/>
     <w:tmpl w:val="A0BA6DBC"/>
@@ -5194,61 +6469,67 @@
     </w:lvl>
   </w:abstractNum>
   <w:num w:numId="1" w16cid:durableId="1453162166">
+    <w:abstractNumId w:val="11"/>
+  </w:num>
+  <w:num w:numId="2" w16cid:durableId="175779472">
+    <w:abstractNumId w:val="14"/>
+  </w:num>
+  <w:num w:numId="3" w16cid:durableId="828863894">
+    <w:abstractNumId w:val="1"/>
+  </w:num>
+  <w:num w:numId="4" w16cid:durableId="549539750">
+    <w:abstractNumId w:val="13"/>
+  </w:num>
+  <w:num w:numId="5" w16cid:durableId="1451196286">
     <w:abstractNumId w:val="10"/>
   </w:num>
-  <w:num w:numId="2" w16cid:durableId="175779472">
-    <w:abstractNumId w:val="13"/>
+  <w:num w:numId="6" w16cid:durableId="1080559027">
+    <w:abstractNumId w:val="16"/>
   </w:num>
-  <w:num w:numId="3" w16cid:durableId="828863894">
-    <w:abstractNumId w:val="0"/>
-  </w:num>
-  <w:num w:numId="4" w16cid:durableId="549539750">
+  <w:num w:numId="7" w16cid:durableId="630014928">
     <w:abstractNumId w:val="12"/>
   </w:num>
-  <w:num w:numId="5" w16cid:durableId="1451196286">
+  <w:num w:numId="8" w16cid:durableId="46344629">
+    <w:abstractNumId w:val="7"/>
+  </w:num>
+  <w:num w:numId="9" w16cid:durableId="208614909">
     <w:abstractNumId w:val="9"/>
   </w:num>
-  <w:num w:numId="6" w16cid:durableId="1080559027">
+  <w:num w:numId="10" w16cid:durableId="465051457">
+    <w:abstractNumId w:val="19"/>
+  </w:num>
+  <w:num w:numId="11" w16cid:durableId="2032337365">
+    <w:abstractNumId w:val="4"/>
+  </w:num>
+  <w:num w:numId="12" w16cid:durableId="169030436">
+    <w:abstractNumId w:val="18"/>
+  </w:num>
+  <w:num w:numId="13" w16cid:durableId="1684699235">
+    <w:abstractNumId w:val="6"/>
+  </w:num>
+  <w:num w:numId="14" w16cid:durableId="1326856083">
+    <w:abstractNumId w:val="8"/>
+  </w:num>
+  <w:num w:numId="15" w16cid:durableId="200170855">
+    <w:abstractNumId w:val="5"/>
+  </w:num>
+  <w:num w:numId="16" w16cid:durableId="591208907">
+    <w:abstractNumId w:val="2"/>
+  </w:num>
+  <w:num w:numId="17" w16cid:durableId="671763106">
+    <w:abstractNumId w:val="3"/>
+  </w:num>
+  <w:num w:numId="18" w16cid:durableId="288827113">
     <w:abstractNumId w:val="15"/>
   </w:num>
-  <w:num w:numId="7" w16cid:durableId="630014928">
-    <w:abstractNumId w:val="11"/>
+  <w:num w:numId="19" w16cid:durableId="707295274">
+    <w:abstractNumId w:val="20"/>
   </w:num>
-  <w:num w:numId="8" w16cid:durableId="46344629">
-    <w:abstractNumId w:val="6"/>
-  </w:num>
-  <w:num w:numId="9" w16cid:durableId="208614909">
-    <w:abstractNumId w:val="8"/>
-  </w:num>
-  <w:num w:numId="10" w16cid:durableId="465051457">
+  <w:num w:numId="20" w16cid:durableId="471950658">
     <w:abstractNumId w:val="17"/>
   </w:num>
-  <w:num w:numId="11" w16cid:durableId="2032337365">
-    <w:abstractNumId w:val="3"/>
-  </w:num>
-  <w:num w:numId="12" w16cid:durableId="169030436">
-    <w:abstractNumId w:val="16"/>
-  </w:num>
-  <w:num w:numId="13" w16cid:durableId="1684699235">
-    <w:abstractNumId w:val="5"/>
-  </w:num>
-  <w:num w:numId="14" w16cid:durableId="1326856083">
-    <w:abstractNumId w:val="7"/>
-  </w:num>
-  <w:num w:numId="15" w16cid:durableId="200170855">
-    <w:abstractNumId w:val="4"/>
-  </w:num>
-  <w:num w:numId="16" w16cid:durableId="591208907">
-    <w:abstractNumId w:val="1"/>
-  </w:num>
-  <w:num w:numId="17" w16cid:durableId="671763106">
-    <w:abstractNumId w:val="2"/>
-  </w:num>
-  <w:num w:numId="18" w16cid:durableId="288827113">
-    <w:abstractNumId w:val="14"/>
-  </w:num>
-  <w:num w:numId="19" w16cid:durableId="707295274">
-    <w:abstractNumId w:val="18"/>
+  <w:num w:numId="21" w16cid:durableId="2045014610">
+    <w:abstractNumId w:val="0"/>
   </w:num>
 </w:numbering>
 </file>

--- a/Graph Datat Structure.docx
+++ b/Graph Datat Structure.docx
@@ -598,7 +598,14 @@
       </w:r>
       <w:r>
         <w:tab/>
-        <w:t xml:space="preserve">uni directional </w:t>
+      </w:r>
+      <w:proofErr w:type="spellStart"/>
+      <w:r>
+        <w:t>uni</w:t>
+      </w:r>
+      <w:proofErr w:type="spellEnd"/>
+      <w:r>
+        <w:t xml:space="preserve"> directional </w:t>
       </w:r>
     </w:p>
     <w:p>
@@ -923,7 +930,7 @@
           </mc:Choice>
           <mc:Fallback>
             <w:pict>
-              <v:shapetype w14:anchorId="0A983B22" id="_x0000_t32" coordsize="21600,21600" o:spt="32" o:oned="t" path="m,l21600,21600e" filled="f">
+              <v:shapetype w14:anchorId="09C896CE" id="_x0000_t32" coordsize="21600,21600" o:spt="32" o:oned="t" path="m,l21600,21600e" filled="f">
                 <v:path arrowok="t" fillok="f" o:connecttype="none"/>
                 <o:lock v:ext="edit" shapetype="t"/>
               </v:shapetype>
@@ -993,7 +1000,7 @@
           </mc:Choice>
           <mc:Fallback>
             <w:pict>
-              <v:shape w14:anchorId="7CA8F6E4" id="Straight Arrow Connector 4" o:spid="_x0000_s1026" type="#_x0000_t32" style="position:absolute;margin-left:263.05pt;margin-top:25pt;width:40.35pt;height:32.05pt;flip:y;z-index:251668480;visibility:visible;mso-wrap-style:square;mso-wrap-distance-left:9pt;mso-wrap-distance-top:0;mso-wrap-distance-right:9pt;mso-wrap-distance-bottom:0;mso-position-horizontal:absolute;mso-position-horizontal-relative:text;mso-position-vertical:absolute;mso-position-vertical-relative:text" o:gfxdata="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" strokecolor="#156082 [3204]" strokeweight="1.5pt">
+              <v:shape w14:anchorId="147C71AF" id="Straight Arrow Connector 4" o:spid="_x0000_s1026" type="#_x0000_t32" style="position:absolute;margin-left:263.05pt;margin-top:25pt;width:40.35pt;height:32.05pt;flip:y;z-index:251668480;visibility:visible;mso-wrap-style:square;mso-wrap-distance-left:9pt;mso-wrap-distance-top:0;mso-wrap-distance-right:9pt;mso-wrap-distance-bottom:0;mso-position-horizontal:absolute;mso-position-horizontal-relative:text;mso-position-vertical:absolute;mso-position-vertical-relative:text" o:gfxdata="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" strokecolor="#156082 [3204]" strokeweight="1.5pt">
                 <v:stroke endarrow="block" joinstyle="miter"/>
               </v:shape>
             </w:pict>
@@ -1059,7 +1066,7 @@
           </mc:Choice>
           <mc:Fallback>
             <w:pict>
-              <v:shape w14:anchorId="456387CF" id="Straight Arrow Connector 2" o:spid="_x0000_s1026" type="#_x0000_t32" style="position:absolute;margin-left:75.35pt;margin-top:22.9pt;width:63.25pt;height:31.65pt;flip:x;z-index:251666432;visibility:visible;mso-wrap-style:square;mso-wrap-distance-left:9pt;mso-wrap-distance-top:0;mso-wrap-distance-right:9pt;mso-wrap-distance-bottom:0;mso-position-horizontal:absolute;mso-position-horizontal-relative:text;mso-position-vertical:absolute;mso-position-vertical-relative:text" o:gfxdata="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" strokecolor="#156082 [3204]" strokeweight="1.5pt">
+              <v:shape w14:anchorId="240E771F" id="Straight Arrow Connector 2" o:spid="_x0000_s1026" type="#_x0000_t32" style="position:absolute;margin-left:75.35pt;margin-top:22.9pt;width:63.25pt;height:31.65pt;flip:x;z-index:251666432;visibility:visible;mso-wrap-style:square;mso-wrap-distance-left:9pt;mso-wrap-distance-top:0;mso-wrap-distance-right:9pt;mso-wrap-distance-bottom:0;mso-position-horizontal:absolute;mso-position-horizontal-relative:text;mso-position-vertical:absolute;mso-position-vertical-relative:text" o:gfxdata="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" strokecolor="#156082 [3204]" strokeweight="1.5pt">
                 <v:stroke endarrow="block" joinstyle="miter"/>
               </v:shape>
             </w:pict>
@@ -1243,7 +1250,7 @@
           </mc:Choice>
           <mc:Fallback>
             <w:pict>
-              <v:shape w14:anchorId="1CC5F41E" id="Straight Arrow Connector 3" o:spid="_x0000_s1026" type="#_x0000_t32" style="position:absolute;margin-left:73.65pt;margin-top:14.65pt;width:156.9pt;height:5pt;z-index:251667456;visibility:visible;mso-wrap-style:square;mso-wrap-distance-left:9pt;mso-wrap-distance-top:0;mso-wrap-distance-right:9pt;mso-wrap-distance-bottom:0;mso-position-horizontal:absolute;mso-position-horizontal-relative:text;mso-position-vertical:absolute;mso-position-vertical-relative:text" o:gfxdata="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" strokecolor="#156082 [3204]" strokeweight="1.5pt">
+              <v:shape w14:anchorId="5C881FDB" id="Straight Arrow Connector 3" o:spid="_x0000_s1026" type="#_x0000_t32" style="position:absolute;margin-left:73.65pt;margin-top:14.65pt;width:156.9pt;height:5pt;z-index:251667456;visibility:visible;mso-wrap-style:square;mso-wrap-distance-left:9pt;mso-wrap-distance-top:0;mso-wrap-distance-right:9pt;mso-wrap-distance-bottom:0;mso-position-horizontal:absolute;mso-position-horizontal-relative:text;mso-position-vertical:absolute;mso-position-vertical-relative:text" o:gfxdata="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" strokecolor="#156082 [3204]" strokeweight="1.5pt">
                 <v:stroke startarrow="block" endarrow="block" joinstyle="miter"/>
               </v:shape>
             </w:pict>
@@ -1418,6 +1425,9 @@
       <w:r>
         <w:t>Adjacency Matrix</w:t>
       </w:r>
+      <w:r>
+        <w:t xml:space="preserve"> using array </w:t>
+      </w:r>
     </w:p>
     <w:p>
       <w:pPr>
@@ -1501,7 +1511,15 @@
         </w:numPr>
       </w:pPr>
       <w:r>
-        <w:t>matrix[i][j] = 1 if edge exists</w:t>
+        <w:t>matrix[</w:t>
+      </w:r>
+      <w:proofErr w:type="spellStart"/>
+      <w:r>
+        <w:t>i</w:t>
+      </w:r>
+      <w:proofErr w:type="spellEnd"/>
+      <w:r>
+        <w:t>][j] = 1 if edge exists</w:t>
       </w:r>
     </w:p>
     <w:p>
@@ -1529,34 +1547,96 @@
     </w:p>
     <w:p>
       <w:r>
-        <w:t>class GraphMatrix {</w:t>
-      </w:r>
-    </w:p>
-    <w:p>
-      <w:r>
-        <w:t xml:space="preserve">    int[][] adj;</w:t>
-      </w:r>
-    </w:p>
-    <w:p>
-      <w:r>
-        <w:t xml:space="preserve">    int vertices;</w:t>
-      </w:r>
+        <w:t xml:space="preserve">class </w:t>
+      </w:r>
+      <w:proofErr w:type="spellStart"/>
+      <w:r>
+        <w:t>GraphMatrix</w:t>
+      </w:r>
+      <w:proofErr w:type="spellEnd"/>
+      <w:r>
+        <w:t xml:space="preserve"> {</w:t>
+      </w:r>
+    </w:p>
+    <w:p>
+      <w:r>
+        <w:t xml:space="preserve">    </w:t>
+      </w:r>
+      <w:proofErr w:type="gramStart"/>
+      <w:r>
+        <w:t>int[][</w:t>
+      </w:r>
+      <w:proofErr w:type="gramEnd"/>
+      <w:r>
+        <w:t xml:space="preserve">] </w:t>
+      </w:r>
+      <w:proofErr w:type="spellStart"/>
+      <w:proofErr w:type="gramStart"/>
+      <w:r>
+        <w:t>adj</w:t>
+      </w:r>
+      <w:proofErr w:type="spellEnd"/>
+      <w:r>
+        <w:t>;</w:t>
+      </w:r>
+      <w:proofErr w:type="gramEnd"/>
+    </w:p>
+    <w:p>
+      <w:r>
+        <w:t xml:space="preserve">    int </w:t>
+      </w:r>
+      <w:proofErr w:type="gramStart"/>
+      <w:r>
+        <w:t>vertices;</w:t>
+      </w:r>
+      <w:proofErr w:type="gramEnd"/>
     </w:p>
     <w:p/>
     <w:p>
       <w:r>
-        <w:t xml:space="preserve">    GraphMatrix(int v) {</w:t>
-      </w:r>
-    </w:p>
-    <w:p>
-      <w:r>
-        <w:t xml:space="preserve">        vertices = v;</w:t>
-      </w:r>
-    </w:p>
-    <w:p>
-      <w:r>
-        <w:t xml:space="preserve">        adj = new int[v][v];</w:t>
-      </w:r>
+        <w:t xml:space="preserve">    </w:t>
+      </w:r>
+      <w:proofErr w:type="spellStart"/>
+      <w:proofErr w:type="gramStart"/>
+      <w:r>
+        <w:t>GraphMatrix</w:t>
+      </w:r>
+      <w:proofErr w:type="spellEnd"/>
+      <w:r>
+        <w:t>(</w:t>
+      </w:r>
+      <w:proofErr w:type="gramEnd"/>
+      <w:r>
+        <w:t>int v) {</w:t>
+      </w:r>
+    </w:p>
+    <w:p>
+      <w:r>
+        <w:t xml:space="preserve">        vertices = </w:t>
+      </w:r>
+      <w:proofErr w:type="gramStart"/>
+      <w:r>
+        <w:t>v;</w:t>
+      </w:r>
+      <w:proofErr w:type="gramEnd"/>
+    </w:p>
+    <w:p>
+      <w:r>
+        <w:t xml:space="preserve">        </w:t>
+      </w:r>
+      <w:proofErr w:type="spellStart"/>
+      <w:r>
+        <w:t>adj</w:t>
+      </w:r>
+      <w:proofErr w:type="spellEnd"/>
+      <w:r>
+        <w:t xml:space="preserve"> = new int[v][v</w:t>
+      </w:r>
+      <w:proofErr w:type="gramStart"/>
+      <w:r>
+        <w:t>];</w:t>
+      </w:r>
+      <w:proofErr w:type="gramEnd"/>
     </w:p>
     <w:p>
       <w:r>
@@ -1592,18 +1672,57 @@
     </w:p>
     <w:p>
       <w:r>
-        <w:t>void addEdge(int u, int v) {</w:t>
-      </w:r>
-    </w:p>
-    <w:p>
-      <w:r>
-        <w:t xml:space="preserve">    adj[u][v] = 1;</w:t>
-      </w:r>
-    </w:p>
-    <w:p>
-      <w:r>
-        <w:t xml:space="preserve">    adj[v][u] = 1;</w:t>
-      </w:r>
+        <w:t xml:space="preserve">void </w:t>
+      </w:r>
+      <w:proofErr w:type="spellStart"/>
+      <w:proofErr w:type="gramStart"/>
+      <w:r>
+        <w:t>addEdge</w:t>
+      </w:r>
+      <w:proofErr w:type="spellEnd"/>
+      <w:r>
+        <w:t>(</w:t>
+      </w:r>
+      <w:proofErr w:type="gramEnd"/>
+      <w:r>
+        <w:t>int u, int v) {</w:t>
+      </w:r>
+    </w:p>
+    <w:p>
+      <w:r>
+        <w:t xml:space="preserve">    </w:t>
+      </w:r>
+      <w:proofErr w:type="spellStart"/>
+      <w:r>
+        <w:t>adj</w:t>
+      </w:r>
+      <w:proofErr w:type="spellEnd"/>
+      <w:r>
+        <w:t xml:space="preserve">[u][v] = </w:t>
+      </w:r>
+      <w:proofErr w:type="gramStart"/>
+      <w:r>
+        <w:t>1;</w:t>
+      </w:r>
+      <w:proofErr w:type="gramEnd"/>
+    </w:p>
+    <w:p>
+      <w:r>
+        <w:t xml:space="preserve">    </w:t>
+      </w:r>
+      <w:proofErr w:type="spellStart"/>
+      <w:r>
+        <w:t>adj</w:t>
+      </w:r>
+      <w:proofErr w:type="spellEnd"/>
+      <w:r>
+        <w:t xml:space="preserve">[v][u] = </w:t>
+      </w:r>
+      <w:proofErr w:type="gramStart"/>
+      <w:r>
+        <w:t>1;</w:t>
+      </w:r>
+      <w:proofErr w:type="gramEnd"/>
     </w:p>
     <w:p>
       <w:r>
@@ -1634,23 +1753,97 @@
     </w:p>
     <w:p>
       <w:r>
-        <w:t>void printGraph() {</w:t>
-      </w:r>
-    </w:p>
-    <w:p>
-      <w:r>
-        <w:t xml:space="preserve">    for (int i = 0; i &lt; vertices; i++) {</w:t>
-      </w:r>
-    </w:p>
-    <w:p>
-      <w:r>
-        <w:t xml:space="preserve">        for (int j = 0; j &lt; vertices; j++) {</w:t>
-      </w:r>
-    </w:p>
-    <w:p>
-      <w:r>
-        <w:t xml:space="preserve">            System.out.print(adj[i][j] + " ");</w:t>
-      </w:r>
+        <w:t xml:space="preserve">void </w:t>
+      </w:r>
+      <w:proofErr w:type="spellStart"/>
+      <w:proofErr w:type="gramStart"/>
+      <w:r>
+        <w:t>printGraph</w:t>
+      </w:r>
+      <w:proofErr w:type="spellEnd"/>
+      <w:r>
+        <w:t>(</w:t>
+      </w:r>
+      <w:proofErr w:type="gramEnd"/>
+      <w:r>
+        <w:t>) {</w:t>
+      </w:r>
+    </w:p>
+    <w:p>
+      <w:r>
+        <w:t xml:space="preserve">    for (int </w:t>
+      </w:r>
+      <w:proofErr w:type="spellStart"/>
+      <w:r>
+        <w:t>i</w:t>
+      </w:r>
+      <w:proofErr w:type="spellEnd"/>
+      <w:r>
+        <w:t xml:space="preserve"> = 0; </w:t>
+      </w:r>
+      <w:proofErr w:type="spellStart"/>
+      <w:r>
+        <w:t>i</w:t>
+      </w:r>
+      <w:proofErr w:type="spellEnd"/>
+      <w:r>
+        <w:t xml:space="preserve"> &lt; vertices; </w:t>
+      </w:r>
+      <w:proofErr w:type="spellStart"/>
+      <w:r>
+        <w:t>i</w:t>
+      </w:r>
+      <w:proofErr w:type="spellEnd"/>
+      <w:r>
+        <w:t>++) {</w:t>
+      </w:r>
+    </w:p>
+    <w:p>
+      <w:r>
+        <w:t xml:space="preserve">        for (int j = 0; j &lt; vertices; </w:t>
+      </w:r>
+      <w:proofErr w:type="spellStart"/>
+      <w:r>
+        <w:t>j++</w:t>
+      </w:r>
+      <w:proofErr w:type="spellEnd"/>
+      <w:r>
+        <w:t>) {</w:t>
+      </w:r>
+    </w:p>
+    <w:p>
+      <w:r>
+        <w:t xml:space="preserve">            </w:t>
+      </w:r>
+      <w:proofErr w:type="spellStart"/>
+      <w:r>
+        <w:t>System.out.print</w:t>
+      </w:r>
+      <w:proofErr w:type="spellEnd"/>
+      <w:r>
+        <w:t>(</w:t>
+      </w:r>
+      <w:proofErr w:type="spellStart"/>
+      <w:r>
+        <w:t>adj</w:t>
+      </w:r>
+      <w:proofErr w:type="spellEnd"/>
+      <w:r>
+        <w:t>[</w:t>
+      </w:r>
+      <w:proofErr w:type="spellStart"/>
+      <w:r>
+        <w:t>i</w:t>
+      </w:r>
+      <w:proofErr w:type="spellEnd"/>
+      <w:r>
+        <w:t>][j] + " "</w:t>
+      </w:r>
+      <w:proofErr w:type="gramStart"/>
+      <w:r>
+        <w:t>);</w:t>
+      </w:r>
+      <w:proofErr w:type="gramEnd"/>
     </w:p>
     <w:p>
       <w:r>
@@ -1659,8 +1852,21 @@
     </w:p>
     <w:p>
       <w:r>
-        <w:t xml:space="preserve">        System.out.println();</w:t>
-      </w:r>
+        <w:t xml:space="preserve">        </w:t>
+      </w:r>
+      <w:proofErr w:type="spellStart"/>
+      <w:r>
+        <w:t>System.out.println</w:t>
+      </w:r>
+      <w:proofErr w:type="spellEnd"/>
+      <w:r>
+        <w:t>(</w:t>
+      </w:r>
+      <w:proofErr w:type="gramStart"/>
+      <w:r>
+        <w:t>);</w:t>
+      </w:r>
+      <w:proofErr w:type="gramEnd"/>
     </w:p>
     <w:p>
       <w:r>
@@ -1714,7 +1920,15 @@
         </w:numPr>
       </w:pPr>
       <w:r>
-        <w:t>Edge lookup → O(1)</w:t>
+        <w:t xml:space="preserve">Edge lookup → </w:t>
+      </w:r>
+      <w:proofErr w:type="gramStart"/>
+      <w:r>
+        <w:t>O(</w:t>
+      </w:r>
+      <w:proofErr w:type="gramEnd"/>
+      <w:r>
+        <w:t>1)</w:t>
       </w:r>
     </w:p>
     <w:p>
@@ -1831,54 +2045,177 @@
     </w:p>
     <w:p>
       <w:r>
-        <w:t>class GraphList {</w:t>
-      </w:r>
-    </w:p>
-    <w:p>
-      <w:r>
-        <w:t xml:space="preserve">    int[][] adjList;</w:t>
-      </w:r>
-    </w:p>
-    <w:p>
-      <w:r>
-        <w:t xml:space="preserve">    int[] sizes;</w:t>
-      </w:r>
-    </w:p>
-    <w:p>
-      <w:r>
-        <w:t xml:space="preserve">    int vertices;</w:t>
-      </w:r>
-    </w:p>
-    <w:p>
-      <w:r>
-        <w:t xml:space="preserve">    int maxEdges;</w:t>
-      </w:r>
+        <w:t xml:space="preserve">class </w:t>
+      </w:r>
+      <w:proofErr w:type="spellStart"/>
+      <w:r>
+        <w:t>GraphList</w:t>
+      </w:r>
+      <w:proofErr w:type="spellEnd"/>
+      <w:r>
+        <w:t xml:space="preserve"> {</w:t>
+      </w:r>
+    </w:p>
+    <w:p>
+      <w:r>
+        <w:t xml:space="preserve">    </w:t>
+      </w:r>
+      <w:proofErr w:type="gramStart"/>
+      <w:r>
+        <w:t>int[][</w:t>
+      </w:r>
+      <w:proofErr w:type="gramEnd"/>
+      <w:r>
+        <w:t xml:space="preserve">] </w:t>
+      </w:r>
+      <w:proofErr w:type="spellStart"/>
+      <w:proofErr w:type="gramStart"/>
+      <w:r>
+        <w:t>adjList</w:t>
+      </w:r>
+      <w:proofErr w:type="spellEnd"/>
+      <w:r>
+        <w:t>;</w:t>
+      </w:r>
+      <w:proofErr w:type="gramEnd"/>
+    </w:p>
+    <w:p>
+      <w:r>
+        <w:t xml:space="preserve">    </w:t>
+      </w:r>
+      <w:proofErr w:type="gramStart"/>
+      <w:r>
+        <w:t>int[</w:t>
+      </w:r>
+      <w:proofErr w:type="gramEnd"/>
+      <w:r>
+        <w:t xml:space="preserve">] </w:t>
+      </w:r>
+      <w:proofErr w:type="gramStart"/>
+      <w:r>
+        <w:t>sizes;</w:t>
+      </w:r>
+      <w:proofErr w:type="gramEnd"/>
+    </w:p>
+    <w:p>
+      <w:r>
+        <w:t xml:space="preserve">    int </w:t>
+      </w:r>
+      <w:proofErr w:type="gramStart"/>
+      <w:r>
+        <w:t>vertices;</w:t>
+      </w:r>
+      <w:proofErr w:type="gramEnd"/>
+    </w:p>
+    <w:p>
+      <w:r>
+        <w:t xml:space="preserve">    int </w:t>
+      </w:r>
+      <w:proofErr w:type="spellStart"/>
+      <w:proofErr w:type="gramStart"/>
+      <w:r>
+        <w:t>maxEdges</w:t>
+      </w:r>
+      <w:proofErr w:type="spellEnd"/>
+      <w:r>
+        <w:t>;</w:t>
+      </w:r>
+      <w:proofErr w:type="gramEnd"/>
     </w:p>
     <w:p/>
     <w:p>
       <w:r>
-        <w:t xml:space="preserve">    GraphList(int v, int maxEdges) {</w:t>
-      </w:r>
-    </w:p>
-    <w:p>
-      <w:r>
-        <w:t xml:space="preserve">        vertices = v;</w:t>
-      </w:r>
-    </w:p>
-    <w:p>
-      <w:r>
-        <w:t xml:space="preserve">        this.maxEdges = maxEdges;</w:t>
-      </w:r>
-    </w:p>
-    <w:p>
-      <w:r>
-        <w:t xml:space="preserve">        adjList = new int[v][maxEdges];</w:t>
-      </w:r>
-    </w:p>
-    <w:p>
-      <w:r>
-        <w:t xml:space="preserve">        sizes = new int[v];</w:t>
-      </w:r>
+        <w:t xml:space="preserve">    </w:t>
+      </w:r>
+      <w:proofErr w:type="spellStart"/>
+      <w:proofErr w:type="gramStart"/>
+      <w:r>
+        <w:t>GraphList</w:t>
+      </w:r>
+      <w:proofErr w:type="spellEnd"/>
+      <w:r>
+        <w:t>(</w:t>
+      </w:r>
+      <w:proofErr w:type="gramEnd"/>
+      <w:r>
+        <w:t xml:space="preserve">int v, int </w:t>
+      </w:r>
+      <w:proofErr w:type="spellStart"/>
+      <w:r>
+        <w:t>maxEdges</w:t>
+      </w:r>
+      <w:proofErr w:type="spellEnd"/>
+      <w:r>
+        <w:t>) {</w:t>
+      </w:r>
+    </w:p>
+    <w:p>
+      <w:r>
+        <w:t xml:space="preserve">        vertices = </w:t>
+      </w:r>
+      <w:proofErr w:type="gramStart"/>
+      <w:r>
+        <w:t>v;</w:t>
+      </w:r>
+      <w:proofErr w:type="gramEnd"/>
+    </w:p>
+    <w:p>
+      <w:r>
+        <w:t xml:space="preserve">        </w:t>
+      </w:r>
+      <w:proofErr w:type="spellStart"/>
+      <w:proofErr w:type="gramStart"/>
+      <w:r>
+        <w:t>this.maxEdges</w:t>
+      </w:r>
+      <w:proofErr w:type="spellEnd"/>
+      <w:proofErr w:type="gramEnd"/>
+      <w:r>
+        <w:t xml:space="preserve"> = </w:t>
+      </w:r>
+      <w:proofErr w:type="spellStart"/>
+      <w:proofErr w:type="gramStart"/>
+      <w:r>
+        <w:t>maxEdges</w:t>
+      </w:r>
+      <w:proofErr w:type="spellEnd"/>
+      <w:r>
+        <w:t>;</w:t>
+      </w:r>
+      <w:proofErr w:type="gramEnd"/>
+    </w:p>
+    <w:p>
+      <w:r>
+        <w:t xml:space="preserve">        </w:t>
+      </w:r>
+      <w:proofErr w:type="spellStart"/>
+      <w:r>
+        <w:t>adjList</w:t>
+      </w:r>
+      <w:proofErr w:type="spellEnd"/>
+      <w:r>
+        <w:t xml:space="preserve"> = new int[v][</w:t>
+      </w:r>
+      <w:proofErr w:type="spellStart"/>
+      <w:r>
+        <w:t>maxEdges</w:t>
+      </w:r>
+      <w:proofErr w:type="spellEnd"/>
+      <w:proofErr w:type="gramStart"/>
+      <w:r>
+        <w:t>];</w:t>
+      </w:r>
+      <w:proofErr w:type="gramEnd"/>
+    </w:p>
+    <w:p>
+      <w:r>
+        <w:t xml:space="preserve">        sizes = new int[v</w:t>
+      </w:r>
+      <w:proofErr w:type="gramStart"/>
+      <w:r>
+        <w:t>];</w:t>
+      </w:r>
+      <w:proofErr w:type="gramEnd"/>
     </w:p>
     <w:p>
       <w:r>
@@ -1914,19 +2251,58 @@
     </w:p>
     <w:p>
       <w:r>
-        <w:t>void addEdge(int u, int v) {</w:t>
+        <w:t xml:space="preserve">void </w:t>
+      </w:r>
+      <w:proofErr w:type="spellStart"/>
+      <w:proofErr w:type="gramStart"/>
+      <w:r>
+        <w:t>addEdge</w:t>
+      </w:r>
+      <w:proofErr w:type="spellEnd"/>
+      <w:r>
+        <w:t>(</w:t>
+      </w:r>
+      <w:proofErr w:type="gramEnd"/>
+      <w:r>
+        <w:t>int u, int v) {</w:t>
       </w:r>
     </w:p>
     <w:p>
       <w:r>
         <w:lastRenderedPageBreak/>
-        <w:t xml:space="preserve">    adjList[u][sizes[u]++] = v;</w:t>
-      </w:r>
-    </w:p>
-    <w:p>
-      <w:r>
-        <w:t xml:space="preserve">    adjList[v][sizes[v]++] = u;</w:t>
-      </w:r>
+        <w:t xml:space="preserve">    </w:t>
+      </w:r>
+      <w:proofErr w:type="spellStart"/>
+      <w:r>
+        <w:t>adjList</w:t>
+      </w:r>
+      <w:proofErr w:type="spellEnd"/>
+      <w:r>
+        <w:t xml:space="preserve">[u][sizes[u]++] = </w:t>
+      </w:r>
+      <w:proofErr w:type="gramStart"/>
+      <w:r>
+        <w:t>v;</w:t>
+      </w:r>
+      <w:proofErr w:type="gramEnd"/>
+    </w:p>
+    <w:p>
+      <w:r>
+        <w:t xml:space="preserve">    </w:t>
+      </w:r>
+      <w:proofErr w:type="spellStart"/>
+      <w:r>
+        <w:t>adjList</w:t>
+      </w:r>
+      <w:proofErr w:type="spellEnd"/>
+      <w:r>
+        <w:t xml:space="preserve">[v][sizes[v]++] = </w:t>
+      </w:r>
+      <w:proofErr w:type="gramStart"/>
+      <w:r>
+        <w:t>u;</w:t>
+      </w:r>
+      <w:proofErr w:type="gramEnd"/>
     </w:p>
     <w:p>
       <w:r>
@@ -1957,28 +2333,123 @@
     </w:p>
     <w:p>
       <w:r>
-        <w:t>void printGraph() {</w:t>
-      </w:r>
-    </w:p>
-    <w:p>
-      <w:r>
-        <w:t xml:space="preserve">    for (int i = 0; i &lt; vertices; i++) {</w:t>
-      </w:r>
-    </w:p>
-    <w:p>
-      <w:r>
-        <w:t xml:space="preserve">        System.out.print(i + " -&gt; ");</w:t>
-      </w:r>
-    </w:p>
-    <w:p>
-      <w:r>
-        <w:t xml:space="preserve">        for (int j = 0; j &lt; sizes[i]; j++) {</w:t>
-      </w:r>
-    </w:p>
-    <w:p>
-      <w:r>
-        <w:t xml:space="preserve">            System.out.print(adjList[i][j] + " ");</w:t>
-      </w:r>
+        <w:t xml:space="preserve">void </w:t>
+      </w:r>
+      <w:proofErr w:type="spellStart"/>
+      <w:proofErr w:type="gramStart"/>
+      <w:r>
+        <w:t>printGraph</w:t>
+      </w:r>
+      <w:proofErr w:type="spellEnd"/>
+      <w:r>
+        <w:t>(</w:t>
+      </w:r>
+      <w:proofErr w:type="gramEnd"/>
+      <w:r>
+        <w:t>) {</w:t>
+      </w:r>
+    </w:p>
+    <w:p>
+      <w:r>
+        <w:t xml:space="preserve">    for (int </w:t>
+      </w:r>
+      <w:proofErr w:type="spellStart"/>
+      <w:r>
+        <w:t>i</w:t>
+      </w:r>
+      <w:proofErr w:type="spellEnd"/>
+      <w:r>
+        <w:t xml:space="preserve"> = 0; </w:t>
+      </w:r>
+      <w:proofErr w:type="spellStart"/>
+      <w:r>
+        <w:t>i</w:t>
+      </w:r>
+      <w:proofErr w:type="spellEnd"/>
+      <w:r>
+        <w:t xml:space="preserve"> &lt; vertices; </w:t>
+      </w:r>
+      <w:proofErr w:type="spellStart"/>
+      <w:r>
+        <w:t>i</w:t>
+      </w:r>
+      <w:proofErr w:type="spellEnd"/>
+      <w:r>
+        <w:t>++) {</w:t>
+      </w:r>
+    </w:p>
+    <w:p>
+      <w:r>
+        <w:t xml:space="preserve">        </w:t>
+      </w:r>
+      <w:proofErr w:type="spellStart"/>
+      <w:r>
+        <w:t>System.out.print</w:t>
+      </w:r>
+      <w:proofErr w:type="spellEnd"/>
+      <w:r>
+        <w:t>(</w:t>
+      </w:r>
+      <w:proofErr w:type="spellStart"/>
+      <w:r>
+        <w:t>i</w:t>
+      </w:r>
+      <w:proofErr w:type="spellEnd"/>
+      <w:r>
+        <w:t xml:space="preserve"> + " -&gt; "</w:t>
+      </w:r>
+      <w:proofErr w:type="gramStart"/>
+      <w:r>
+        <w:t>);</w:t>
+      </w:r>
+      <w:proofErr w:type="gramEnd"/>
+    </w:p>
+    <w:p>
+      <w:r>
+        <w:t xml:space="preserve">        for (int j = 0; j &lt; sizes[</w:t>
+      </w:r>
+      <w:proofErr w:type="spellStart"/>
+      <w:r>
+        <w:t>i</w:t>
+      </w:r>
+      <w:proofErr w:type="spellEnd"/>
+      <w:r>
+        <w:t>]; j++) {</w:t>
+      </w:r>
+    </w:p>
+    <w:p>
+      <w:r>
+        <w:t xml:space="preserve">            </w:t>
+      </w:r>
+      <w:proofErr w:type="spellStart"/>
+      <w:r>
+        <w:t>System.out.print</w:t>
+      </w:r>
+      <w:proofErr w:type="spellEnd"/>
+      <w:r>
+        <w:t>(</w:t>
+      </w:r>
+      <w:proofErr w:type="spellStart"/>
+      <w:r>
+        <w:t>adjList</w:t>
+      </w:r>
+      <w:proofErr w:type="spellEnd"/>
+      <w:r>
+        <w:t>[</w:t>
+      </w:r>
+      <w:proofErr w:type="spellStart"/>
+      <w:r>
+        <w:t>i</w:t>
+      </w:r>
+      <w:proofErr w:type="spellEnd"/>
+      <w:r>
+        <w:t>][j] + " "</w:t>
+      </w:r>
+      <w:proofErr w:type="gramStart"/>
+      <w:r>
+        <w:t>);</w:t>
+      </w:r>
+      <w:proofErr w:type="gramEnd"/>
     </w:p>
     <w:p>
       <w:r>
@@ -1987,8 +2458,21 @@
     </w:p>
     <w:p>
       <w:r>
-        <w:t xml:space="preserve">        System.out.println();</w:t>
-      </w:r>
+        <w:t xml:space="preserve">        </w:t>
+      </w:r>
+      <w:proofErr w:type="spellStart"/>
+      <w:r>
+        <w:t>System.out.println</w:t>
+      </w:r>
+      <w:proofErr w:type="spellEnd"/>
+      <w:r>
+        <w:t>(</w:t>
+      </w:r>
+      <w:proofErr w:type="gramStart"/>
+      <w:r>
+        <w:t>);</w:t>
+      </w:r>
+      <w:proofErr w:type="gramEnd"/>
     </w:p>
     <w:p>
       <w:r>
@@ -2030,7 +2514,15 @@
         </w:numPr>
       </w:pPr>
       <w:r>
-        <w:t>Space → O(V + E)</w:t>
+        <w:t xml:space="preserve">Space → </w:t>
+      </w:r>
+      <w:proofErr w:type="gramStart"/>
+      <w:r>
+        <w:t>O(</w:t>
+      </w:r>
+      <w:proofErr w:type="gramEnd"/>
+      <w:r>
+        <w:t>V + E)</w:t>
       </w:r>
     </w:p>
     <w:p>
@@ -2041,7 +2533,15 @@
         </w:numPr>
       </w:pPr>
       <w:r>
-        <w:t>Edge lookup → O(deg(V))</w:t>
+        <w:t>Edge lookup → O(</w:t>
+      </w:r>
+      <w:proofErr w:type="spellStart"/>
+      <w:r>
+        <w:t>deg</w:t>
+      </w:r>
+      <w:proofErr w:type="spellEnd"/>
+      <w:r>
+        <w:t>(V))</w:t>
       </w:r>
     </w:p>
     <w:p>
@@ -2130,7 +2630,15 @@
         </w:numPr>
       </w:pPr>
       <w:r>
-        <w:t>Visit neighbors first</w:t>
+        <w:t xml:space="preserve">Visit </w:t>
+      </w:r>
+      <w:proofErr w:type="spellStart"/>
+      <w:r>
+        <w:t>neighbors</w:t>
+      </w:r>
+      <w:proofErr w:type="spellEnd"/>
+      <w:r>
+        <w:t xml:space="preserve"> first</w:t>
       </w:r>
     </w:p>
     <w:p>
@@ -2187,34 +2695,101 @@
     </w:p>
     <w:p>
       <w:r>
-        <w:t>void bfs(int start) {</w:t>
-      </w:r>
-    </w:p>
-    <w:p>
-      <w:r>
-        <w:t xml:space="preserve">    boolean[] visited = new boolean[vertices];</w:t>
-      </w:r>
-    </w:p>
-    <w:p>
-      <w:r>
-        <w:t xml:space="preserve">    int[] queue = new int[vertices];</w:t>
-      </w:r>
-    </w:p>
-    <w:p>
-      <w:r>
-        <w:t xml:space="preserve">    int front = 0, rear = 0;</w:t>
-      </w:r>
+        <w:t xml:space="preserve">void </w:t>
+      </w:r>
+      <w:proofErr w:type="spellStart"/>
+      <w:proofErr w:type="gramStart"/>
+      <w:r>
+        <w:t>bfs</w:t>
+      </w:r>
+      <w:proofErr w:type="spellEnd"/>
+      <w:r>
+        <w:t>(</w:t>
+      </w:r>
+      <w:proofErr w:type="gramEnd"/>
+      <w:r>
+        <w:t>int start) {</w:t>
+      </w:r>
+    </w:p>
+    <w:p>
+      <w:r>
+        <w:t xml:space="preserve">    </w:t>
+      </w:r>
+      <w:proofErr w:type="spellStart"/>
+      <w:proofErr w:type="gramStart"/>
+      <w:r>
+        <w:t>boolean</w:t>
+      </w:r>
+      <w:proofErr w:type="spellEnd"/>
+      <w:r>
+        <w:t>[</w:t>
+      </w:r>
+      <w:proofErr w:type="gramEnd"/>
+      <w:r>
+        <w:t xml:space="preserve">] visited = new </w:t>
+      </w:r>
+      <w:proofErr w:type="spellStart"/>
+      <w:r>
+        <w:t>boolean</w:t>
+      </w:r>
+      <w:proofErr w:type="spellEnd"/>
+      <w:r>
+        <w:t>[vertices</w:t>
+      </w:r>
+      <w:proofErr w:type="gramStart"/>
+      <w:r>
+        <w:t>];</w:t>
+      </w:r>
+      <w:proofErr w:type="gramEnd"/>
+    </w:p>
+    <w:p>
+      <w:r>
+        <w:t xml:space="preserve">    </w:t>
+      </w:r>
+      <w:proofErr w:type="gramStart"/>
+      <w:r>
+        <w:t>int[</w:t>
+      </w:r>
+      <w:proofErr w:type="gramEnd"/>
+      <w:r>
+        <w:t>] queue = new int[vertices</w:t>
+      </w:r>
+      <w:proofErr w:type="gramStart"/>
+      <w:r>
+        <w:t>];</w:t>
+      </w:r>
+      <w:proofErr w:type="gramEnd"/>
+    </w:p>
+    <w:p>
+      <w:r>
+        <w:t xml:space="preserve">    int front = 0, rear = </w:t>
+      </w:r>
+      <w:proofErr w:type="gramStart"/>
+      <w:r>
+        <w:t>0;</w:t>
+      </w:r>
+      <w:proofErr w:type="gramEnd"/>
     </w:p>
     <w:p/>
     <w:p>
       <w:r>
-        <w:t xml:space="preserve">    visited[start] = true;</w:t>
-      </w:r>
-    </w:p>
-    <w:p>
-      <w:r>
-        <w:t xml:space="preserve">    queue[rear++] = start;</w:t>
-      </w:r>
+        <w:t xml:space="preserve">    visited[start] = </w:t>
+      </w:r>
+      <w:proofErr w:type="gramStart"/>
+      <w:r>
+        <w:t>true;</w:t>
+      </w:r>
+      <w:proofErr w:type="gramEnd"/>
+    </w:p>
+    <w:p>
+      <w:r>
+        <w:t xml:space="preserve">    queue[rear++] = </w:t>
+      </w:r>
+      <w:proofErr w:type="gramStart"/>
+      <w:r>
+        <w:t>start;</w:t>
+      </w:r>
+      <w:proofErr w:type="gramEnd"/>
     </w:p>
     <w:p/>
     <w:p>
@@ -2224,39 +2799,146 @@
     </w:p>
     <w:p>
       <w:r>
-        <w:t xml:space="preserve">        int node = queue[front++];</w:t>
-      </w:r>
-    </w:p>
-    <w:p>
-      <w:r>
-        <w:t xml:space="preserve">        System.out.print(node + " ");</w:t>
-      </w:r>
+        <w:t xml:space="preserve">        int node = queue[front++</w:t>
+      </w:r>
+      <w:proofErr w:type="gramStart"/>
+      <w:r>
+        <w:t>];</w:t>
+      </w:r>
+      <w:proofErr w:type="gramEnd"/>
+    </w:p>
+    <w:p>
+      <w:r>
+        <w:t xml:space="preserve">        </w:t>
+      </w:r>
+      <w:proofErr w:type="spellStart"/>
+      <w:r>
+        <w:t>System.out.print</w:t>
+      </w:r>
+      <w:proofErr w:type="spellEnd"/>
+      <w:r>
+        <w:t>(node + " "</w:t>
+      </w:r>
+      <w:proofErr w:type="gramStart"/>
+      <w:r>
+        <w:t>);</w:t>
+      </w:r>
+      <w:proofErr w:type="gramEnd"/>
     </w:p>
     <w:p/>
     <w:p>
       <w:r>
-        <w:t xml:space="preserve">        for (int i = 0; i &lt; sizes[node]; i++) {</w:t>
-      </w:r>
-    </w:p>
-    <w:p>
-      <w:r>
-        <w:t xml:space="preserve">            int adjNode = adjList[node][i];</w:t>
-      </w:r>
-    </w:p>
-    <w:p>
-      <w:r>
-        <w:t xml:space="preserve">            if (!visited[adjNode]) {</w:t>
-      </w:r>
-    </w:p>
-    <w:p>
-      <w:r>
-        <w:t xml:space="preserve">                visited[adjNode] = true;</w:t>
-      </w:r>
-    </w:p>
-    <w:p>
-      <w:r>
-        <w:t xml:space="preserve">                queue[rear++] = adjNode;</w:t>
-      </w:r>
+        <w:t xml:space="preserve">        for (int </w:t>
+      </w:r>
+      <w:proofErr w:type="spellStart"/>
+      <w:r>
+        <w:t>i</w:t>
+      </w:r>
+      <w:proofErr w:type="spellEnd"/>
+      <w:r>
+        <w:t xml:space="preserve"> = 0; </w:t>
+      </w:r>
+      <w:proofErr w:type="spellStart"/>
+      <w:r>
+        <w:t>i</w:t>
+      </w:r>
+      <w:proofErr w:type="spellEnd"/>
+      <w:r>
+        <w:t xml:space="preserve"> &lt; sizes[node]; </w:t>
+      </w:r>
+      <w:proofErr w:type="spellStart"/>
+      <w:r>
+        <w:t>i</w:t>
+      </w:r>
+      <w:proofErr w:type="spellEnd"/>
+      <w:r>
+        <w:t>++) {</w:t>
+      </w:r>
+    </w:p>
+    <w:p>
+      <w:r>
+        <w:t xml:space="preserve">            int </w:t>
+      </w:r>
+      <w:proofErr w:type="spellStart"/>
+      <w:r>
+        <w:t>adjNode</w:t>
+      </w:r>
+      <w:proofErr w:type="spellEnd"/>
+      <w:r>
+        <w:t xml:space="preserve"> = </w:t>
+      </w:r>
+      <w:proofErr w:type="spellStart"/>
+      <w:r>
+        <w:t>adjList</w:t>
+      </w:r>
+      <w:proofErr w:type="spellEnd"/>
+      <w:r>
+        <w:t>[node][</w:t>
+      </w:r>
+      <w:proofErr w:type="spellStart"/>
+      <w:r>
+        <w:t>i</w:t>
+      </w:r>
+      <w:proofErr w:type="spellEnd"/>
+      <w:proofErr w:type="gramStart"/>
+      <w:r>
+        <w:t>];</w:t>
+      </w:r>
+      <w:proofErr w:type="gramEnd"/>
+    </w:p>
+    <w:p>
+      <w:r>
+        <w:t xml:space="preserve">            if </w:t>
+      </w:r>
+      <w:proofErr w:type="gramStart"/>
+      <w:r>
+        <w:t>(!visited</w:t>
+      </w:r>
+      <w:proofErr w:type="gramEnd"/>
+      <w:r>
+        <w:t>[</w:t>
+      </w:r>
+      <w:proofErr w:type="spellStart"/>
+      <w:r>
+        <w:t>adjNode</w:t>
+      </w:r>
+      <w:proofErr w:type="spellEnd"/>
+      <w:r>
+        <w:t>]) {</w:t>
+      </w:r>
+    </w:p>
+    <w:p>
+      <w:r>
+        <w:t xml:space="preserve">                visited[</w:t>
+      </w:r>
+      <w:proofErr w:type="spellStart"/>
+      <w:r>
+        <w:t>adjNode</w:t>
+      </w:r>
+      <w:proofErr w:type="spellEnd"/>
+      <w:r>
+        <w:t xml:space="preserve">] = </w:t>
+      </w:r>
+      <w:proofErr w:type="gramStart"/>
+      <w:r>
+        <w:t>true;</w:t>
+      </w:r>
+      <w:proofErr w:type="gramEnd"/>
+    </w:p>
+    <w:p>
+      <w:r>
+        <w:t xml:space="preserve">                queue[rear++] = </w:t>
+      </w:r>
+      <w:proofErr w:type="spellStart"/>
+      <w:proofErr w:type="gramStart"/>
+      <w:r>
+        <w:t>adjNode</w:t>
+      </w:r>
+      <w:proofErr w:type="spellEnd"/>
+      <w:r>
+        <w:t>;</w:t>
+      </w:r>
+      <w:proofErr w:type="gramEnd"/>
     </w:p>
     <w:p>
       <w:r>
@@ -2502,39 +3184,172 @@
     </w:p>
     <w:p>
       <w:r>
-        <w:t>void dfs(int node, boolean[] visited) {</w:t>
-      </w:r>
-    </w:p>
-    <w:p>
-      <w:r>
-        <w:t xml:space="preserve">    visited[node] = true;</w:t>
-      </w:r>
-    </w:p>
-    <w:p>
-      <w:r>
-        <w:t xml:space="preserve">    System.out.print(node + " ");</w:t>
-      </w:r>
+        <w:t xml:space="preserve">void </w:t>
+      </w:r>
+      <w:proofErr w:type="spellStart"/>
+      <w:proofErr w:type="gramStart"/>
+      <w:r>
+        <w:t>dfs</w:t>
+      </w:r>
+      <w:proofErr w:type="spellEnd"/>
+      <w:r>
+        <w:t>(</w:t>
+      </w:r>
+      <w:proofErr w:type="gramEnd"/>
+      <w:r>
+        <w:t xml:space="preserve">int node, </w:t>
+      </w:r>
+      <w:proofErr w:type="spellStart"/>
+      <w:proofErr w:type="gramStart"/>
+      <w:r>
+        <w:t>boolean</w:t>
+      </w:r>
+      <w:proofErr w:type="spellEnd"/>
+      <w:r>
+        <w:t>[</w:t>
+      </w:r>
+      <w:proofErr w:type="gramEnd"/>
+      <w:r>
+        <w:t>] visited) {</w:t>
+      </w:r>
+    </w:p>
+    <w:p>
+      <w:r>
+        <w:t xml:space="preserve">    visited[node] = </w:t>
+      </w:r>
+      <w:proofErr w:type="gramStart"/>
+      <w:r>
+        <w:t>true;</w:t>
+      </w:r>
+      <w:proofErr w:type="gramEnd"/>
+    </w:p>
+    <w:p>
+      <w:r>
+        <w:t xml:space="preserve">    </w:t>
+      </w:r>
+      <w:proofErr w:type="spellStart"/>
+      <w:r>
+        <w:t>System.out.print</w:t>
+      </w:r>
+      <w:proofErr w:type="spellEnd"/>
+      <w:r>
+        <w:t>(node + " "</w:t>
+      </w:r>
+      <w:proofErr w:type="gramStart"/>
+      <w:r>
+        <w:t>);</w:t>
+      </w:r>
+      <w:proofErr w:type="gramEnd"/>
     </w:p>
     <w:p/>
     <w:p>
       <w:r>
-        <w:t xml:space="preserve">    for (int i = 0; i &lt; sizes[node]; i++) {</w:t>
-      </w:r>
-    </w:p>
-    <w:p>
-      <w:r>
-        <w:t xml:space="preserve">        int adjNode = adjList[node][i];</w:t>
-      </w:r>
-    </w:p>
-    <w:p>
-      <w:r>
-        <w:t xml:space="preserve">        if (!visited[adjNode]) {</w:t>
-      </w:r>
-    </w:p>
-    <w:p>
-      <w:r>
-        <w:t xml:space="preserve">            dfs(adjNode, visited);</w:t>
-      </w:r>
+        <w:t xml:space="preserve">    for (int </w:t>
+      </w:r>
+      <w:proofErr w:type="spellStart"/>
+      <w:r>
+        <w:t>i</w:t>
+      </w:r>
+      <w:proofErr w:type="spellEnd"/>
+      <w:r>
+        <w:t xml:space="preserve"> = 0; </w:t>
+      </w:r>
+      <w:proofErr w:type="spellStart"/>
+      <w:r>
+        <w:t>i</w:t>
+      </w:r>
+      <w:proofErr w:type="spellEnd"/>
+      <w:r>
+        <w:t xml:space="preserve"> &lt; sizes[node]; </w:t>
+      </w:r>
+      <w:proofErr w:type="spellStart"/>
+      <w:r>
+        <w:t>i</w:t>
+      </w:r>
+      <w:proofErr w:type="spellEnd"/>
+      <w:r>
+        <w:t>++) {</w:t>
+      </w:r>
+    </w:p>
+    <w:p>
+      <w:r>
+        <w:t xml:space="preserve">        int </w:t>
+      </w:r>
+      <w:proofErr w:type="spellStart"/>
+      <w:r>
+        <w:t>adjNode</w:t>
+      </w:r>
+      <w:proofErr w:type="spellEnd"/>
+      <w:r>
+        <w:t xml:space="preserve"> = </w:t>
+      </w:r>
+      <w:proofErr w:type="spellStart"/>
+      <w:r>
+        <w:t>adjList</w:t>
+      </w:r>
+      <w:proofErr w:type="spellEnd"/>
+      <w:r>
+        <w:t>[node][</w:t>
+      </w:r>
+      <w:proofErr w:type="spellStart"/>
+      <w:r>
+        <w:t>i</w:t>
+      </w:r>
+      <w:proofErr w:type="spellEnd"/>
+      <w:proofErr w:type="gramStart"/>
+      <w:r>
+        <w:t>];</w:t>
+      </w:r>
+      <w:proofErr w:type="gramEnd"/>
+    </w:p>
+    <w:p>
+      <w:r>
+        <w:t xml:space="preserve">        if </w:t>
+      </w:r>
+      <w:proofErr w:type="gramStart"/>
+      <w:r>
+        <w:t>(!visited</w:t>
+      </w:r>
+      <w:proofErr w:type="gramEnd"/>
+      <w:r>
+        <w:t>[</w:t>
+      </w:r>
+      <w:proofErr w:type="spellStart"/>
+      <w:r>
+        <w:t>adjNode</w:t>
+      </w:r>
+      <w:proofErr w:type="spellEnd"/>
+      <w:r>
+        <w:t>]) {</w:t>
+      </w:r>
+    </w:p>
+    <w:p>
+      <w:r>
+        <w:t xml:space="preserve">            </w:t>
+      </w:r>
+      <w:proofErr w:type="spellStart"/>
+      <w:proofErr w:type="gramStart"/>
+      <w:r>
+        <w:t>dfs</w:t>
+      </w:r>
+      <w:proofErr w:type="spellEnd"/>
+      <w:r>
+        <w:t>(</w:t>
+      </w:r>
+      <w:proofErr w:type="spellStart"/>
+      <w:proofErr w:type="gramEnd"/>
+      <w:r>
+        <w:t>adjNode</w:t>
+      </w:r>
+      <w:proofErr w:type="spellEnd"/>
+      <w:r>
+        <w:t>, visited</w:t>
+      </w:r>
+      <w:proofErr w:type="gramStart"/>
+      <w:r>
+        <w:t>);</w:t>
+      </w:r>
+      <w:proofErr w:type="gramEnd"/>
     </w:p>
     <w:p>
       <w:r>
@@ -2576,18 +3391,75 @@
     </w:p>
     <w:p>
       <w:r>
-        <w:t>void startDFS(int start) {</w:t>
-      </w:r>
-    </w:p>
-    <w:p>
-      <w:r>
-        <w:t xml:space="preserve">    boolean[] visited = new boolean[vertices];</w:t>
-      </w:r>
-    </w:p>
-    <w:p>
-      <w:r>
-        <w:t xml:space="preserve">    dfs(start, visited);</w:t>
-      </w:r>
+        <w:t xml:space="preserve">void </w:t>
+      </w:r>
+      <w:proofErr w:type="spellStart"/>
+      <w:proofErr w:type="gramStart"/>
+      <w:r>
+        <w:t>startDFS</w:t>
+      </w:r>
+      <w:proofErr w:type="spellEnd"/>
+      <w:r>
+        <w:t>(</w:t>
+      </w:r>
+      <w:proofErr w:type="gramEnd"/>
+      <w:r>
+        <w:t>int start) {</w:t>
+      </w:r>
+    </w:p>
+    <w:p>
+      <w:r>
+        <w:t xml:space="preserve">    </w:t>
+      </w:r>
+      <w:proofErr w:type="spellStart"/>
+      <w:proofErr w:type="gramStart"/>
+      <w:r>
+        <w:t>boolean</w:t>
+      </w:r>
+      <w:proofErr w:type="spellEnd"/>
+      <w:r>
+        <w:t>[</w:t>
+      </w:r>
+      <w:proofErr w:type="gramEnd"/>
+      <w:r>
+        <w:t xml:space="preserve">] visited = new </w:t>
+      </w:r>
+      <w:proofErr w:type="spellStart"/>
+      <w:r>
+        <w:t>boolean</w:t>
+      </w:r>
+      <w:proofErr w:type="spellEnd"/>
+      <w:r>
+        <w:t>[vertices</w:t>
+      </w:r>
+      <w:proofErr w:type="gramStart"/>
+      <w:r>
+        <w:t>];</w:t>
+      </w:r>
+      <w:proofErr w:type="gramEnd"/>
+    </w:p>
+    <w:p>
+      <w:r>
+        <w:t xml:space="preserve">    </w:t>
+      </w:r>
+      <w:proofErr w:type="spellStart"/>
+      <w:proofErr w:type="gramStart"/>
+      <w:r>
+        <w:t>dfs</w:t>
+      </w:r>
+      <w:proofErr w:type="spellEnd"/>
+      <w:r>
+        <w:t>(</w:t>
+      </w:r>
+      <w:proofErr w:type="gramEnd"/>
+      <w:r>
+        <w:t>start, visited</w:t>
+      </w:r>
+      <w:proofErr w:type="gramStart"/>
+      <w:r>
+        <w:t>);</w:t>
+      </w:r>
+      <w:proofErr w:type="gramEnd"/>
     </w:p>
     <w:p>
       <w:r>
@@ -2987,7 +3859,15 @@
         </w:numPr>
       </w:pPr>
       <w:r>
-        <w:t>BFS → O(V + E)</w:t>
+        <w:t xml:space="preserve">BFS → </w:t>
+      </w:r>
+      <w:proofErr w:type="gramStart"/>
+      <w:r>
+        <w:t>O(</w:t>
+      </w:r>
+      <w:proofErr w:type="gramEnd"/>
+      <w:r>
+        <w:t>V + E)</w:t>
       </w:r>
     </w:p>
     <w:p>
@@ -2998,7 +3878,15 @@
         </w:numPr>
       </w:pPr>
       <w:r>
-        <w:t>DFS → O(V + E)</w:t>
+        <w:t xml:space="preserve">DFS → </w:t>
+      </w:r>
+      <w:proofErr w:type="gramStart"/>
+      <w:r>
+        <w:t>O(</w:t>
+      </w:r>
+      <w:proofErr w:type="gramEnd"/>
+      <w:r>
+        <w:t>V + E)</w:t>
       </w:r>
     </w:p>
     <w:p>
@@ -3020,7 +3908,15 @@
         </w:numPr>
       </w:pPr>
       <w:r>
-        <w:t>List space → O(V + E)</w:t>
+        <w:t xml:space="preserve">List space → </w:t>
+      </w:r>
+      <w:proofErr w:type="gramStart"/>
+      <w:r>
+        <w:t>O(</w:t>
+      </w:r>
+      <w:proofErr w:type="gramEnd"/>
+      <w:r>
+        <w:t>V + E)</w:t>
       </w:r>
     </w:p>
     <w:p>
@@ -3307,7 +4203,15 @@
         </w:numPr>
       </w:pPr>
       <w:r>
-        <w:t xml:space="preserve">Update neighbors </w:t>
+        <w:t xml:space="preserve">Update </w:t>
+      </w:r>
+      <w:proofErr w:type="spellStart"/>
+      <w:r>
+        <w:t>neighbors</w:t>
+      </w:r>
+      <w:proofErr w:type="spellEnd"/>
+      <w:r>
+        <w:t xml:space="preserve"> </w:t>
       </w:r>
     </w:p>
     <w:p>
@@ -3383,7 +4287,15 @@
         </w:numPr>
       </w:pPr>
       <w:r>
-        <w:t xml:space="preserve">Update neighbors </w:t>
+        <w:t xml:space="preserve">Update </w:t>
+      </w:r>
+      <w:proofErr w:type="spellStart"/>
+      <w:r>
+        <w:t>neighbors</w:t>
+      </w:r>
+      <w:proofErr w:type="spellEnd"/>
+      <w:r>
+        <w:t xml:space="preserve"> </w:t>
       </w:r>
     </w:p>
     <w:p>
